--- a/templates/Criminal_report_format.docx
+++ b/templates/Criminal_report_format.docx
@@ -232,7 +232,21 @@
         <w:rPr>
           <w:sz w:val="20"/>
         </w:rPr>
-        <w:t xml:space="preserve">access to proprietary databases, as well as international criminal watchlists, sanctions lists, and politically exposed persons </w:t>
+        <w:t xml:space="preserve">access to proprietary databases, as well as international criminal watchlists, sanctions </w:t>
+      </w:r>
+      <w:proofErr w:type="gramStart"/>
+      <w:r>
+        <w:rPr>
+          <w:sz w:val="20"/>
+        </w:rPr>
+        <w:t>lists</w:t>
+      </w:r>
+      <w:proofErr w:type="gramEnd"/>
+      <w:r>
+        <w:rPr>
+          <w:sz w:val="20"/>
+        </w:rPr>
+        <w:t xml:space="preserve">, and politically exposed persons </w:t>
       </w:r>
     </w:p>
     <w:p>
@@ -412,16 +426,11 @@
           </w:tcPr>
           <w:p>
             <w:pPr>
+              <w:ind w:left="163"/>
               <w:rPr>
                 <w:sz w:val="20"/>
               </w:rPr>
             </w:pPr>
-            <w:r>
-              <w:rPr>
-                <w:sz w:val="20"/>
-              </w:rPr>
-              <w:t xml:space="preserve">  </w:t>
-            </w:r>
             <w:r>
               <w:rPr>
                 <w:sz w:val="20"/>
@@ -482,16 +491,11 @@
           </w:tcPr>
           <w:p>
             <w:pPr>
+              <w:ind w:left="163"/>
               <w:rPr>
                 <w:sz w:val="20"/>
               </w:rPr>
             </w:pPr>
-            <w:r>
-              <w:rPr>
-                <w:sz w:val="20"/>
-              </w:rPr>
-              <w:t xml:space="preserve">  </w:t>
-            </w:r>
             <w:r>
               <w:rPr>
                 <w:sz w:val="20"/>
@@ -541,7 +545,7 @@
           <w:p>
             <w:pPr>
               <w:pStyle w:val="TableParagraph"/>
-              <w:ind w:left="118"/>
+              <w:ind w:left="163"/>
               <w:rPr>
                 <w:sz w:val="20"/>
               </w:rPr>
@@ -594,16 +598,11 @@
           </w:tcPr>
           <w:p>
             <w:pPr>
+              <w:ind w:left="163"/>
               <w:rPr>
                 <w:sz w:val="20"/>
               </w:rPr>
             </w:pPr>
-            <w:r>
-              <w:rPr>
-                <w:sz w:val="20"/>
-              </w:rPr>
-              <w:t xml:space="preserve">  </w:t>
-            </w:r>
             <w:r>
               <w:rPr>
                 <w:sz w:val="20"/>
@@ -652,6 +651,7 @@
           </w:tcPr>
           <w:p>
             <w:pPr>
+              <w:ind w:left="163"/>
               <w:rPr>
                 <w:sz w:val="20"/>
               </w:rPr>
@@ -660,7 +660,7 @@
               <w:rPr>
                 <w:sz w:val="20"/>
               </w:rPr>
-              <w:t xml:space="preserve">  &lt;Check Id&gt;</w:t>
+              <w:t>&lt;Check Id&gt;</w:t>
             </w:r>
           </w:p>
         </w:tc>
@@ -700,7 +700,7 @@
             <w:pPr>
               <w:pStyle w:val="TableParagraph"/>
               <w:spacing w:before="0" w:line="244" w:lineRule="exact"/>
-              <w:ind w:left="118"/>
+              <w:ind w:left="163"/>
               <w:rPr>
                 <w:b/>
                 <w:bCs/>
@@ -752,7 +752,7 @@
             <w:pPr>
               <w:pStyle w:val="TableParagraph"/>
               <w:spacing w:before="0" w:line="244" w:lineRule="exact"/>
-              <w:ind w:left="118"/>
+              <w:ind w:left="163"/>
               <w:rPr>
                 <w:sz w:val="20"/>
               </w:rPr>
@@ -897,7 +897,7 @@
           <w:p>
             <w:pPr>
               <w:pStyle w:val="TableParagraph"/>
-              <w:ind w:left="118"/>
+              <w:ind w:left="163"/>
               <w:rPr>
                 <w:sz w:val="20"/>
               </w:rPr>
@@ -958,7 +958,7 @@
           <w:p>
             <w:pPr>
               <w:pStyle w:val="TableParagraph"/>
-              <w:ind w:left="118"/>
+              <w:ind w:left="163"/>
               <w:rPr>
                 <w:sz w:val="20"/>
               </w:rPr>
@@ -1005,7 +1005,7 @@
           <w:p>
             <w:pPr>
               <w:pStyle w:val="TableParagraph"/>
-              <w:ind w:left="118"/>
+              <w:ind w:left="163"/>
               <w:rPr>
                 <w:sz w:val="20"/>
               </w:rPr>
@@ -1059,7 +1059,7 @@
           <w:p>
             <w:pPr>
               <w:pStyle w:val="TableParagraph"/>
-              <w:ind w:left="118"/>
+              <w:ind w:left="163"/>
               <w:rPr>
                 <w:sz w:val="20"/>
               </w:rPr>
@@ -1113,7 +1113,7 @@
           <w:p>
             <w:pPr>
               <w:pStyle w:val="TableParagraph"/>
-              <w:ind w:left="118"/>
+              <w:ind w:left="163"/>
               <w:rPr>
                 <w:sz w:val="20"/>
               </w:rPr>
@@ -1335,7 +1335,7 @@
           <w:footerReference w:type="default" r:id="rId9"/>
           <w:headerReference w:type="first" r:id="rId10"/>
           <w:pgSz w:w="11910" w:h="16840"/>
-          <w:pgMar w:top="2000" w:right="283" w:bottom="2260" w:left="283" w:header="225" w:footer="2072" w:gutter="0"/>
+          <w:pgMar w:top="2000" w:right="283" w:bottom="2260" w:left="283" w:header="851" w:footer="2072" w:gutter="0"/>
           <w:cols w:space="720"/>
         </w:sectPr>
       </w:pPr>
@@ -1930,42 +1930,11 @@
         <w:noProof/>
         <w:sz w:val="20"/>
       </w:rPr>
-      <w:pict w14:anchorId="0EC02D78">
-        <v:shapetype id="_x0000_t75" coordsize="21600,21600" o:spt="75" o:preferrelative="t" path="m@4@5l@4@11@9@11@9@5xe" filled="f" stroked="f">
-          <v:stroke joinstyle="miter"/>
-          <v:formulas>
-            <v:f eqn="if lineDrawn pixelLineWidth 0"/>
-            <v:f eqn="sum @0 1 0"/>
-            <v:f eqn="sum 0 0 @1"/>
-            <v:f eqn="prod @2 1 2"/>
-            <v:f eqn="prod @3 21600 pixelWidth"/>
-            <v:f eqn="prod @3 21600 pixelHeight"/>
-            <v:f eqn="sum @0 0 1"/>
-            <v:f eqn="prod @6 1 2"/>
-            <v:f eqn="prod @7 21600 pixelWidth"/>
-            <v:f eqn="sum @8 21600 0"/>
-            <v:f eqn="prod @7 21600 pixelHeight"/>
-            <v:f eqn="sum @10 21600 0"/>
-          </v:formulas>
-          <v:path o:extrusionok="f" gradientshapeok="t" o:connecttype="rect"/>
-          <o:lock v:ext="edit" aspectratio="t"/>
-        </v:shapetype>
-        <v:shape id="WordPictureWatermark1204582723" o:spid="_x0000_s1066" type="#_x0000_t75" style="position:absolute;margin-left:0;margin-top:0;width:385.25pt;height:388.75pt;z-index:-251653120;mso-position-horizontal:center;mso-position-horizontal-relative:margin;mso-position-vertical:center;mso-position-vertical-relative:margin" o:allowincell="f">
-          <v:imagedata r:id="rId1" o:title="GC Logo WM" gain="19661f" blacklevel="22938f"/>
-          <w10:wrap anchorx="margin" anchory="margin"/>
-        </v:shape>
-      </w:pict>
-    </w:r>
-    <w:r>
-      <w:rPr>
-        <w:noProof/>
-        <w:sz w:val="20"/>
-      </w:rPr>
       <w:drawing>
-        <wp:inline distT="0" distB="0" distL="0" distR="0" wp14:anchorId="46EE0A55" wp14:editId="350F3AE4">
+        <wp:inline distT="0" distB="0" distL="0" distR="0" wp14:anchorId="51F8D2B1" wp14:editId="51B7C1AB">
           <wp:extent cx="4386276" cy="1259058"/>
           <wp:effectExtent l="0" t="0" r="0" b="0"/>
-          <wp:docPr id="1051621289" name="Picture 1"/>
+          <wp:docPr id="2117796091" name="Picture 1"/>
           <wp:cNvGraphicFramePr>
             <a:graphicFrameLocks xmlns:a="http://schemas.openxmlformats.org/drawingml/2006/main" noChangeAspect="1"/>
           </wp:cNvGraphicFramePr>
@@ -1977,7 +1946,7 @@
                   <pic:cNvPicPr/>
                 </pic:nvPicPr>
                 <pic:blipFill>
-                  <a:blip r:embed="rId2">
+                  <a:blip r:embed="rId1">
                     <a:extLst>
                       <a:ext uri="{28A0092B-C50C-407E-A947-70E740481C1C}">
                         <a14:useLocalDpi xmlns:a14="http://schemas.microsoft.com/office/drawing/2010/main" val="0"/>
@@ -2002,6 +1971,37 @@
           </a:graphic>
         </wp:inline>
       </w:drawing>
+    </w:r>
+    <w:r>
+      <w:rPr>
+        <w:noProof/>
+        <w:sz w:val="20"/>
+      </w:rPr>
+      <w:pict w14:anchorId="0EC02D78">
+        <v:shapetype id="_x0000_t75" coordsize="21600,21600" o:spt="75" o:preferrelative="t" path="m@4@5l@4@11@9@11@9@5xe" filled="f" stroked="f">
+          <v:stroke joinstyle="miter"/>
+          <v:formulas>
+            <v:f eqn="if lineDrawn pixelLineWidth 0"/>
+            <v:f eqn="sum @0 1 0"/>
+            <v:f eqn="sum 0 0 @1"/>
+            <v:f eqn="prod @2 1 2"/>
+            <v:f eqn="prod @3 21600 pixelWidth"/>
+            <v:f eqn="prod @3 21600 pixelHeight"/>
+            <v:f eqn="sum @0 0 1"/>
+            <v:f eqn="prod @6 1 2"/>
+            <v:f eqn="prod @7 21600 pixelWidth"/>
+            <v:f eqn="sum @8 21600 0"/>
+            <v:f eqn="prod @7 21600 pixelHeight"/>
+            <v:f eqn="sum @10 21600 0"/>
+          </v:formulas>
+          <v:path o:extrusionok="f" gradientshapeok="t" o:connecttype="rect"/>
+          <o:lock v:ext="edit" aspectratio="t"/>
+        </v:shapetype>
+        <v:shape id="WordPictureWatermark1204582723" o:spid="_x0000_s1066" type="#_x0000_t75" style="position:absolute;margin-left:0;margin-top:0;width:385.25pt;height:388.75pt;z-index:-251653120;mso-position-horizontal:center;mso-position-horizontal-relative:margin;mso-position-vertical:center;mso-position-vertical-relative:margin" o:allowincell="f">
+          <v:imagedata r:id="rId2" o:title="GC Logo WM" gain="19661f" blacklevel="22938f"/>
+          <w10:wrap anchorx="margin" anchory="margin"/>
+        </v:shape>
+      </w:pict>
     </w:r>
   </w:p>
 </w:hdr>

--- a/templates/Criminal_report_format.docx
+++ b/templates/Criminal_report_format.docx
@@ -1931,10 +1931,10 @@
         <w:sz w:val="20"/>
       </w:rPr>
       <w:drawing>
-        <wp:inline distT="0" distB="0" distL="0" distR="0" wp14:anchorId="51F8D2B1" wp14:editId="51B7C1AB">
+        <wp:inline distT="0" distB="0" distL="0" distR="0" wp14:anchorId="3BE4CC63" wp14:editId="5381B33A">
           <wp:extent cx="4386276" cy="1259058"/>
           <wp:effectExtent l="0" t="0" r="0" b="0"/>
-          <wp:docPr id="2117796091" name="Picture 1"/>
+          <wp:docPr id="1363547611" name="Picture 1"/>
           <wp:cNvGraphicFramePr>
             <a:graphicFrameLocks xmlns:a="http://schemas.openxmlformats.org/drawingml/2006/main" noChangeAspect="1"/>
           </wp:cNvGraphicFramePr>

--- a/templates/Criminal_report_format.docx
+++ b/templates/Criminal_report_format.docx
@@ -1335,7 +1335,7 @@
           <w:footerReference w:type="default" r:id="rId9"/>
           <w:headerReference w:type="first" r:id="rId10"/>
           <w:pgSz w:w="11910" w:h="16840"/>
-          <w:pgMar w:top="2000" w:right="283" w:bottom="2260" w:left="283" w:header="851" w:footer="2072" w:gutter="0"/>
+          <w:pgMar w:top="2127" w:right="283" w:bottom="2260" w:left="283" w:header="1134" w:footer="2072" w:gutter="0"/>
           <w:cols w:space="720"/>
         </w:sectPr>
       </w:pPr>
@@ -1934,7 +1934,7 @@
         <wp:inline distT="0" distB="0" distL="0" distR="0" wp14:anchorId="3BE4CC63" wp14:editId="5381B33A">
           <wp:extent cx="4386276" cy="1259058"/>
           <wp:effectExtent l="0" t="0" r="0" b="0"/>
-          <wp:docPr id="1363547611" name="Picture 1"/>
+          <wp:docPr id="1231918206" name="Picture 1"/>
           <wp:cNvGraphicFramePr>
             <a:graphicFrameLocks xmlns:a="http://schemas.openxmlformats.org/drawingml/2006/main" noChangeAspect="1"/>
           </wp:cNvGraphicFramePr>

--- a/templates/Criminal_report_format.docx
+++ b/templates/Criminal_report_format.docx
@@ -4,6 +4,26 @@
   <w:body>
     <w:p>
       <w:pPr>
+        <w:pStyle w:val="BodyText"/>
+        <w:spacing w:before="117" w:line="228" w:lineRule="auto"/>
+        <w:ind w:right="671"/>
+        <w:rPr>
+          <w:spacing w:val="-2"/>
+        </w:rPr>
+      </w:pPr>
+    </w:p>
+    <w:p>
+      <w:pPr>
+        <w:pStyle w:val="BodyText"/>
+        <w:spacing w:before="117" w:line="228" w:lineRule="auto"/>
+        <w:ind w:right="671"/>
+        <w:rPr>
+          <w:spacing w:val="-2"/>
+        </w:rPr>
+      </w:pPr>
+    </w:p>
+    <w:p>
+      <w:pPr>
         <w:pStyle w:val="Heading1"/>
         <w:rPr>
           <w:color w:val="0070C0"/>
@@ -13,6 +33,15 @@
       <w:r>
         <w:rPr>
           <w:color w:val="0070C0"/>
+          <w:spacing w:val="-2"/>
+          <w:sz w:val="28"/>
+          <w:szCs w:val="28"/>
+        </w:rPr>
+        <w:t xml:space="preserve">     </w:t>
+      </w:r>
+      <w:r>
+        <w:rPr>
+          <w:color w:val="0070C0"/>
         </w:rPr>
         <w:t>C</w:t>
       </w:r>
@@ -20,19 +49,7 @@
         <w:rPr>
           <w:color w:val="0070C0"/>
         </w:rPr>
-        <w:t>rimina</w:t>
-      </w:r>
-      <w:r>
-        <w:rPr>
-          <w:color w:val="0070C0"/>
-        </w:rPr>
-        <w:t>l</w:t>
-      </w:r>
-      <w:r>
-        <w:rPr>
-          <w:color w:val="0070C0"/>
-        </w:rPr>
-        <w:t xml:space="preserve"> </w:t>
+        <w:t xml:space="preserve">riminal </w:t>
       </w:r>
       <w:r>
         <w:rPr>
@@ -158,19 +175,7 @@
               <w:rPr>
                 <w:sz w:val="20"/>
               </w:rPr>
-              <w:t xml:space="preserve">UP TO </w:t>
-            </w:r>
-            <w:r>
-              <w:rPr>
-                <w:sz w:val="20"/>
-              </w:rPr>
-              <w:t>7</w:t>
-            </w:r>
-            <w:r>
-              <w:rPr>
-                <w:sz w:val="20"/>
-              </w:rPr>
-              <w:t xml:space="preserve"> </w:t>
+              <w:t xml:space="preserve">UP TO 7 </w:t>
             </w:r>
             <w:r>
               <w:rPr>
@@ -286,13 +291,7 @@
         <w:rPr>
           <w:color w:val="0070C0"/>
         </w:rPr>
-        <w:t>USER</w:t>
-      </w:r>
-      <w:r>
-        <w:rPr>
-          <w:color w:val="0070C0"/>
-        </w:rPr>
-        <w:t xml:space="preserve"> </w:t>
+        <w:t xml:space="preserve">USER </w:t>
       </w:r>
       <w:r>
         <w:rPr>
@@ -348,15 +347,7 @@
                 <w:color w:val="FFFFFF"/>
                 <w:sz w:val="20"/>
               </w:rPr>
-              <w:t>USER</w:t>
-            </w:r>
-            <w:r>
-              <w:rPr>
-                <w:b/>
-                <w:color w:val="FFFFFF"/>
-                <w:sz w:val="20"/>
-              </w:rPr>
-              <w:t xml:space="preserve"> </w:t>
+              <w:t xml:space="preserve">USER </w:t>
             </w:r>
             <w:r>
               <w:rPr>
@@ -634,14 +625,7 @@
                 <w:b/>
                 <w:sz w:val="20"/>
               </w:rPr>
-              <w:t>Case Reference Number</w:t>
-            </w:r>
-            <w:r>
-              <w:rPr>
-                <w:b/>
-                <w:sz w:val="20"/>
-              </w:rPr>
-              <w:t>s</w:t>
+              <w:t>Case Reference Numbers</w:t>
             </w:r>
           </w:p>
         </w:tc>
@@ -1250,126 +1234,93 @@
     <w:p>
       <w:pPr>
         <w:pStyle w:val="BodyText"/>
-        <w:spacing w:line="228" w:lineRule="auto"/>
-      </w:pPr>
-    </w:p>
-    <w:p>
-      <w:pPr>
-        <w:pStyle w:val="BodyText"/>
-        <w:spacing w:line="228" w:lineRule="auto"/>
-      </w:pPr>
-    </w:p>
-    <w:p>
-      <w:pPr>
-        <w:pStyle w:val="BodyText"/>
-        <w:spacing w:line="228" w:lineRule="auto"/>
-      </w:pPr>
-    </w:p>
-    <w:p>
-      <w:pPr>
-        <w:pStyle w:val="BodyText"/>
-        <w:spacing w:line="228" w:lineRule="auto"/>
-      </w:pPr>
-    </w:p>
-    <w:p>
-      <w:pPr>
-        <w:pStyle w:val="BodyText"/>
-        <w:spacing w:line="228" w:lineRule="auto"/>
-      </w:pPr>
-    </w:p>
-    <w:p>
-      <w:pPr>
-        <w:pStyle w:val="BodyText"/>
-        <w:spacing w:line="228" w:lineRule="auto"/>
-      </w:pPr>
-    </w:p>
-    <w:p>
-      <w:pPr>
-        <w:pStyle w:val="BodyText"/>
-        <w:spacing w:line="228" w:lineRule="auto"/>
-      </w:pPr>
-    </w:p>
-    <w:p>
-      <w:pPr>
-        <w:pStyle w:val="BodyText"/>
-        <w:spacing w:line="228" w:lineRule="auto"/>
-      </w:pPr>
-    </w:p>
-    <w:p>
-      <w:pPr>
-        <w:pStyle w:val="BodyText"/>
-        <w:spacing w:line="228" w:lineRule="auto"/>
-      </w:pPr>
-    </w:p>
-    <w:p>
-      <w:pPr>
-        <w:pStyle w:val="BodyText"/>
-        <w:spacing w:line="228" w:lineRule="auto"/>
-      </w:pPr>
-    </w:p>
-    <w:p>
-      <w:pPr>
-        <w:pStyle w:val="BodyText"/>
-        <w:spacing w:line="228" w:lineRule="auto"/>
-      </w:pPr>
-    </w:p>
-    <w:p>
-      <w:pPr>
-        <w:pStyle w:val="BodyText"/>
-        <w:spacing w:line="228" w:lineRule="auto"/>
-      </w:pPr>
-    </w:p>
-    <w:p>
-      <w:pPr>
-        <w:pStyle w:val="BodyText"/>
-        <w:spacing w:line="228" w:lineRule="auto"/>
-      </w:pPr>
-    </w:p>
-    <w:p>
-      <w:pPr>
-        <w:pStyle w:val="BodyText"/>
-        <w:spacing w:line="228" w:lineRule="auto"/>
-        <w:sectPr>
-          <w:headerReference w:type="even" r:id="rId7"/>
-          <w:headerReference w:type="default" r:id="rId8"/>
-          <w:footerReference w:type="default" r:id="rId9"/>
-          <w:headerReference w:type="first" r:id="rId10"/>
-          <w:pgSz w:w="11910" w:h="16840"/>
-          <w:pgMar w:top="2127" w:right="283" w:bottom="2260" w:left="283" w:header="1134" w:footer="2072" w:gutter="0"/>
-          <w:cols w:space="720"/>
-        </w:sectPr>
-      </w:pPr>
-    </w:p>
-    <w:p>
-      <w:pPr>
-        <w:pStyle w:val="NormalWeb"/>
-        <w:rPr>
-          <w:rStyle w:val="Strong"/>
-        </w:rPr>
-      </w:pPr>
-      <w:r>
-        <w:rPr>
-          <w:rStyle w:val="Strong"/>
-        </w:rPr>
-        <w:lastRenderedPageBreak/>
-        <w:t xml:space="preserve">                                                                          </w:t>
-      </w:r>
-    </w:p>
-    <w:p>
-      <w:pPr>
-        <w:pStyle w:val="NormalWeb"/>
-        <w:rPr>
-          <w:rStyle w:val="Strong"/>
-          <w:color w:val="0070C0"/>
-        </w:rPr>
-      </w:pPr>
-      <w:r>
-        <w:rPr>
-          <w:rStyle w:val="Strong"/>
-          <w:color w:val="0070C0"/>
-        </w:rPr>
-        <w:t xml:space="preserve">                                                          </w:t>
-      </w:r>
+        <w:spacing w:before="117" w:line="228" w:lineRule="auto"/>
+        <w:ind w:right="671"/>
+        <w:jc w:val="center"/>
+        <w:rPr>
+          <w:rStyle w:val="Strong"/>
+        </w:rPr>
+      </w:pPr>
+    </w:p>
+    <w:p>
+      <w:pPr>
+        <w:pStyle w:val="NormalWeb"/>
+        <w:rPr>
+          <w:rStyle w:val="Strong"/>
+        </w:rPr>
+      </w:pPr>
+    </w:p>
+    <w:p>
+      <w:pPr>
+        <w:pStyle w:val="NormalWeb"/>
+        <w:rPr>
+          <w:rStyle w:val="Strong"/>
+        </w:rPr>
+      </w:pPr>
+    </w:p>
+    <w:p>
+      <w:pPr>
+        <w:pStyle w:val="NormalWeb"/>
+        <w:rPr>
+          <w:rStyle w:val="Strong"/>
+        </w:rPr>
+      </w:pPr>
+    </w:p>
+    <w:p>
+      <w:pPr>
+        <w:pStyle w:val="NormalWeb"/>
+        <w:rPr>
+          <w:rStyle w:val="Strong"/>
+        </w:rPr>
+      </w:pPr>
+    </w:p>
+    <w:p>
+      <w:pPr>
+        <w:pStyle w:val="NormalWeb"/>
+        <w:rPr>
+          <w:rStyle w:val="Strong"/>
+        </w:rPr>
+      </w:pPr>
+    </w:p>
+    <w:p>
+      <w:pPr>
+        <w:pStyle w:val="NormalWeb"/>
+        <w:rPr>
+          <w:rStyle w:val="Strong"/>
+        </w:rPr>
+      </w:pPr>
+    </w:p>
+    <w:p>
+      <w:pPr>
+        <w:pStyle w:val="NormalWeb"/>
+        <w:rPr>
+          <w:rStyle w:val="Strong"/>
+        </w:rPr>
+      </w:pPr>
+    </w:p>
+    <w:p>
+      <w:pPr>
+        <w:pStyle w:val="NormalWeb"/>
+        <w:rPr>
+          <w:rStyle w:val="Strong"/>
+        </w:rPr>
+      </w:pPr>
+      <w:r>
+        <w:rPr>
+          <w:rStyle w:val="Strong"/>
+        </w:rPr>
+        <w:t xml:space="preserve">                          </w:t>
+      </w:r>
+    </w:p>
+    <w:p>
+      <w:pPr>
+        <w:pStyle w:val="NormalWeb"/>
+        <w:jc w:val="center"/>
+        <w:rPr>
+          <w:rStyle w:val="Strong"/>
+          <w:color w:val="0070C0"/>
+        </w:rPr>
+      </w:pPr>
       <w:r>
         <w:rPr>
           <w:rStyle w:val="Strong"/>
@@ -1389,7 +1340,6 @@
     <w:p>
       <w:pPr>
         <w:pStyle w:val="NormalWeb"/>
-        <w:jc w:val="both"/>
         <w:rPr>
           <w:rStyle w:val="Strong"/>
           <w:b w:val="0"/>
@@ -1408,7 +1358,6 @@
     <w:p>
       <w:pPr>
         <w:pStyle w:val="NormalWeb"/>
-        <w:jc w:val="both"/>
         <w:rPr>
           <w:rStyle w:val="Strong"/>
           <w:b w:val="0"/>
@@ -1444,7 +1393,6 @@
     <w:p>
       <w:pPr>
         <w:pStyle w:val="NormalWeb"/>
-        <w:jc w:val="both"/>
         <w:rPr>
           <w:rStyle w:val="Strong"/>
           <w:b w:val="0"/>
@@ -1544,6 +1492,7 @@
           <w:rStyle w:val="Strong"/>
           <w:color w:val="0070C0"/>
         </w:rPr>
+        <w:lastRenderedPageBreak/>
         <w:t>Confidentiality &amp; Intended Use</w:t>
       </w:r>
     </w:p>
@@ -1797,12 +1746,13 @@
       </w:r>
     </w:p>
     <w:sectPr>
-      <w:headerReference w:type="even" r:id="rId11"/>
-      <w:headerReference w:type="default" r:id="rId12"/>
-      <w:footerReference w:type="default" r:id="rId13"/>
-      <w:headerReference w:type="first" r:id="rId14"/>
+      <w:headerReference w:type="even" r:id="rId7"/>
+      <w:headerReference w:type="default" r:id="rId8"/>
+      <w:footerReference w:type="default" r:id="rId9"/>
+      <w:headerReference w:type="first" r:id="rId10"/>
+      <w:type w:val="continuous"/>
       <w:pgSz w:w="11910" w:h="16840"/>
-      <w:pgMar w:top="2000" w:right="283" w:bottom="2260" w:left="283" w:header="225" w:footer="2072" w:gutter="0"/>
+      <w:pgMar w:top="2000" w:right="283" w:bottom="2260" w:left="283" w:header="851" w:footer="2072" w:gutter="0"/>
       <w:cols w:space="720"/>
     </w:sectPr>
   </w:body>
@@ -1842,20 +1792,6 @@
 </w:ftr>
 </file>
 
-<file path=word/footer2.xml><?xml version="1.0" encoding="utf-8"?>
-<w:ftr xmlns:wpc="http://schemas.microsoft.com/office/word/2010/wordprocessingCanvas" xmlns:cx="http://schemas.microsoft.com/office/drawing/2014/chartex" xmlns:cx1="http://schemas.microsoft.com/office/drawing/2015/9/8/chartex" xmlns:cx2="http://schemas.microsoft.com/office/drawing/2015/10/21/chartex" xmlns:cx3="http://schemas.microsoft.com/office/drawing/2016/5/9/chartex" xmlns:cx4="http://schemas.microsoft.com/office/drawing/2016/5/10/chartex" xmlns:cx5="http://schemas.microsoft.com/office/drawing/2016/5/11/chartex" xmlns:cx6="http://schemas.microsoft.com/office/drawing/2016/5/12/chartex" xmlns:cx7="http://schemas.microsoft.com/office/drawing/2016/5/13/chartex" xmlns:cx8="http://schemas.microsoft.com/office/drawing/2016/5/14/chartex" xmlns:mc="http://schemas.openxmlformats.org/markup-compatibility/2006" xmlns:aink="http://schemas.microsoft.com/office/drawing/2016/ink" xmlns:am3d="http://schemas.microsoft.com/office/drawing/2017/model3d" xmlns:o="urn:schemas-microsoft-com:office:office" xmlns:oel="http://schemas.microsoft.com/office/2019/extlst" xmlns:r="http://schemas.openxmlformats.org/officeDocument/2006/relationships" xmlns:m="http://schemas.openxmlformats.org/officeDocument/2006/math" xmlns:v="urn:schemas-microsoft-com:vml" xmlns:wp14="http://schemas.microsoft.com/office/word/2010/wordprocessingDrawing" xmlns:wp="http://schemas.openxmlformats.org/drawingml/2006/wordprocessingDrawing" xmlns:w10="urn:schemas-microsoft-com:office:word" xmlns:w="http://schemas.openxmlformats.org/wordprocessingml/2006/main" xmlns:w14="http://schemas.microsoft.com/office/word/2010/wordml" xmlns:w15="http://schemas.microsoft.com/office/word/2012/wordml" xmlns:w16cex="http://schemas.microsoft.com/office/word/2018/wordml/cex" xmlns:w16cid="http://schemas.microsoft.com/office/word/2016/wordml/cid" xmlns:w16="http://schemas.microsoft.com/office/word/2018/wordml" xmlns:w16du="http://schemas.microsoft.com/office/word/2023/wordml/word16du" xmlns:w16sdtdh="http://schemas.microsoft.com/office/word/2020/wordml/sdtdatahash" xmlns:w16sdtfl="http://schemas.microsoft.com/office/word/2024/wordml/sdtformatlock" xmlns:w16se="http://schemas.microsoft.com/office/word/2015/wordml/symex" xmlns:wpg="http://schemas.microsoft.com/office/word/2010/wordprocessingGroup" xmlns:wpi="http://schemas.microsoft.com/office/word/2010/wordprocessingInk" xmlns:wne="http://schemas.microsoft.com/office/word/2006/wordml" xmlns:wps="http://schemas.microsoft.com/office/word/2010/wordprocessingShape" mc:Ignorable="w14 w15 w16se w16cid w16 w16cex w16sdtdh w16sdtfl w16du wp14">
-  <w:p>
-    <w:pPr>
-      <w:pStyle w:val="BodyText"/>
-      <w:spacing w:line="14" w:lineRule="auto"/>
-      <w:rPr>
-        <w:sz w:val="20"/>
-      </w:rPr>
-    </w:pPr>
-  </w:p>
-</w:ftr>
-</file>
-
 <file path=word/footnotes.xml><?xml version="1.0" encoding="utf-8"?>
 <w:footnotes xmlns:wpc="http://schemas.microsoft.com/office/word/2010/wordprocessingCanvas" xmlns:cx="http://schemas.microsoft.com/office/drawing/2014/chartex" xmlns:cx1="http://schemas.microsoft.com/office/drawing/2015/9/8/chartex" xmlns:cx2="http://schemas.microsoft.com/office/drawing/2015/10/21/chartex" xmlns:cx3="http://schemas.microsoft.com/office/drawing/2016/5/9/chartex" xmlns:cx4="http://schemas.microsoft.com/office/drawing/2016/5/10/chartex" xmlns:cx5="http://schemas.microsoft.com/office/drawing/2016/5/11/chartex" xmlns:cx6="http://schemas.microsoft.com/office/drawing/2016/5/12/chartex" xmlns:cx7="http://schemas.microsoft.com/office/drawing/2016/5/13/chartex" xmlns:cx8="http://schemas.microsoft.com/office/drawing/2016/5/14/chartex" xmlns:mc="http://schemas.openxmlformats.org/markup-compatibility/2006" xmlns:aink="http://schemas.microsoft.com/office/drawing/2016/ink" xmlns:am3d="http://schemas.microsoft.com/office/drawing/2017/model3d" xmlns:o="urn:schemas-microsoft-com:office:office" xmlns:oel="http://schemas.microsoft.com/office/2019/extlst" xmlns:r="http://schemas.openxmlformats.org/officeDocument/2006/relationships" xmlns:m="http://schemas.openxmlformats.org/officeDocument/2006/math" xmlns:v="urn:schemas-microsoft-com:vml" xmlns:wp14="http://schemas.microsoft.com/office/word/2010/wordprocessingDrawing" xmlns:wp="http://schemas.openxmlformats.org/drawingml/2006/wordprocessingDrawing" xmlns:w10="urn:schemas-microsoft-com:office:word" xmlns:w="http://schemas.openxmlformats.org/wordprocessingml/2006/main" xmlns:w14="http://schemas.microsoft.com/office/word/2010/wordml" xmlns:w15="http://schemas.microsoft.com/office/word/2012/wordml" xmlns:w16cex="http://schemas.microsoft.com/office/word/2018/wordml/cex" xmlns:w16cid="http://schemas.microsoft.com/office/word/2016/wordml/cid" xmlns:w16="http://schemas.microsoft.com/office/word/2018/wordml" xmlns:w16du="http://schemas.microsoft.com/office/word/2023/wordml/word16du" xmlns:w16sdtdh="http://schemas.microsoft.com/office/word/2020/wordml/sdtdatahash" xmlns:w16sdtfl="http://schemas.microsoft.com/office/word/2024/wordml/sdtformatlock" xmlns:w16se="http://schemas.microsoft.com/office/word/2015/wordml/symex" xmlns:wpg="http://schemas.microsoft.com/office/word/2010/wordprocessingGroup" xmlns:wpi="http://schemas.microsoft.com/office/word/2010/wordprocessingInk" xmlns:wne="http://schemas.microsoft.com/office/word/2006/wordml" xmlns:wps="http://schemas.microsoft.com/office/word/2010/wordprocessingShape" mc:Ignorable="w14 w15 w16se w16cid w16 w16cex w16sdtdh w16sdtfl w16du wp14">
   <w:footnote w:type="separator" w:id="-1">
@@ -1876,178 +1812,6 @@
 </file>
 
 <file path=word/header1.xml><?xml version="1.0" encoding="utf-8"?>
-<w:hdr xmlns:wpc="http://schemas.microsoft.com/office/word/2010/wordprocessingCanvas" xmlns:cx="http://schemas.microsoft.com/office/drawing/2014/chartex" xmlns:cx1="http://schemas.microsoft.com/office/drawing/2015/9/8/chartex" xmlns:cx2="http://schemas.microsoft.com/office/drawing/2015/10/21/chartex" xmlns:cx3="http://schemas.microsoft.com/office/drawing/2016/5/9/chartex" xmlns:cx4="http://schemas.microsoft.com/office/drawing/2016/5/10/chartex" xmlns:cx5="http://schemas.microsoft.com/office/drawing/2016/5/11/chartex" xmlns:cx6="http://schemas.microsoft.com/office/drawing/2016/5/12/chartex" xmlns:cx7="http://schemas.microsoft.com/office/drawing/2016/5/13/chartex" xmlns:cx8="http://schemas.microsoft.com/office/drawing/2016/5/14/chartex" xmlns:mc="http://schemas.openxmlformats.org/markup-compatibility/2006" xmlns:aink="http://schemas.microsoft.com/office/drawing/2016/ink" xmlns:am3d="http://schemas.microsoft.com/office/drawing/2017/model3d" xmlns:o="urn:schemas-microsoft-com:office:office" xmlns:oel="http://schemas.microsoft.com/office/2019/extlst" xmlns:r="http://schemas.openxmlformats.org/officeDocument/2006/relationships" xmlns:m="http://schemas.openxmlformats.org/officeDocument/2006/math" xmlns:v="urn:schemas-microsoft-com:vml" xmlns:wp14="http://schemas.microsoft.com/office/word/2010/wordprocessingDrawing" xmlns:wp="http://schemas.openxmlformats.org/drawingml/2006/wordprocessingDrawing" xmlns:w10="urn:schemas-microsoft-com:office:word" xmlns:w="http://schemas.openxmlformats.org/wordprocessingml/2006/main" xmlns:w14="http://schemas.microsoft.com/office/word/2010/wordml" xmlns:w15="http://schemas.microsoft.com/office/word/2012/wordml" xmlns:w16cex="http://schemas.microsoft.com/office/word/2018/wordml/cex" xmlns:w16cid="http://schemas.microsoft.com/office/word/2016/wordml/cid" xmlns:w16="http://schemas.microsoft.com/office/word/2018/wordml" xmlns:w16du="http://schemas.microsoft.com/office/word/2023/wordml/word16du" xmlns:w16sdtdh="http://schemas.microsoft.com/office/word/2020/wordml/sdtdatahash" xmlns:w16sdtfl="http://schemas.microsoft.com/office/word/2024/wordml/sdtformatlock" xmlns:w16se="http://schemas.microsoft.com/office/word/2015/wordml/symex" xmlns:wpg="http://schemas.microsoft.com/office/word/2010/wordprocessingGroup" xmlns:wpi="http://schemas.microsoft.com/office/word/2010/wordprocessingInk" xmlns:wne="http://schemas.microsoft.com/office/word/2006/wordml" xmlns:wps="http://schemas.microsoft.com/office/word/2010/wordprocessingShape" mc:Ignorable="w14 w15 w16se w16cid w16 w16cex w16sdtdh w16sdtfl w16du wp14">
-  <w:p>
-    <w:pPr>
-      <w:pStyle w:val="Header"/>
-    </w:pPr>
-    <w:r>
-      <w:rPr>
-        <w:noProof/>
-      </w:rPr>
-      <w:pict w14:anchorId="5E5BA53C">
-        <v:shapetype id="_x0000_t75" coordsize="21600,21600" o:spt="75" o:preferrelative="t" path="m@4@5l@4@11@9@11@9@5xe" filled="f" stroked="f">
-          <v:stroke joinstyle="miter"/>
-          <v:formulas>
-            <v:f eqn="if lineDrawn pixelLineWidth 0"/>
-            <v:f eqn="sum @0 1 0"/>
-            <v:f eqn="sum 0 0 @1"/>
-            <v:f eqn="prod @2 1 2"/>
-            <v:f eqn="prod @3 21600 pixelWidth"/>
-            <v:f eqn="prod @3 21600 pixelHeight"/>
-            <v:f eqn="sum @0 0 1"/>
-            <v:f eqn="prod @6 1 2"/>
-            <v:f eqn="prod @7 21600 pixelWidth"/>
-            <v:f eqn="sum @8 21600 0"/>
-            <v:f eqn="prod @7 21600 pixelHeight"/>
-            <v:f eqn="sum @10 21600 0"/>
-          </v:formulas>
-          <v:path o:extrusionok="f" gradientshapeok="t" o:connecttype="rect"/>
-          <o:lock v:ext="edit" aspectratio="t"/>
-        </v:shapetype>
-        <v:shape id="WordPictureWatermark1204582722" o:spid="_x0000_s1065" type="#_x0000_t75" style="position:absolute;margin-left:0;margin-top:0;width:385.25pt;height:388.75pt;z-index:-251654144;mso-position-horizontal:center;mso-position-horizontal-relative:margin;mso-position-vertical:center;mso-position-vertical-relative:margin" o:allowincell="f">
-          <v:imagedata r:id="rId1" o:title="GC Logo WM" gain="19661f" blacklevel="22938f"/>
-          <w10:wrap anchorx="margin" anchory="margin"/>
-        </v:shape>
-      </w:pict>
-    </w:r>
-  </w:p>
-</w:hdr>
-</file>
-
-<file path=word/header2.xml><?xml version="1.0" encoding="utf-8"?>
-<w:hdr xmlns:wpc="http://schemas.microsoft.com/office/word/2010/wordprocessingCanvas" xmlns:cx="http://schemas.microsoft.com/office/drawing/2014/chartex" xmlns:cx1="http://schemas.microsoft.com/office/drawing/2015/9/8/chartex" xmlns:cx2="http://schemas.microsoft.com/office/drawing/2015/10/21/chartex" xmlns:cx3="http://schemas.microsoft.com/office/drawing/2016/5/9/chartex" xmlns:cx4="http://schemas.microsoft.com/office/drawing/2016/5/10/chartex" xmlns:cx5="http://schemas.microsoft.com/office/drawing/2016/5/11/chartex" xmlns:cx6="http://schemas.microsoft.com/office/drawing/2016/5/12/chartex" xmlns:cx7="http://schemas.microsoft.com/office/drawing/2016/5/13/chartex" xmlns:cx8="http://schemas.microsoft.com/office/drawing/2016/5/14/chartex" xmlns:mc="http://schemas.openxmlformats.org/markup-compatibility/2006" xmlns:aink="http://schemas.microsoft.com/office/drawing/2016/ink" xmlns:am3d="http://schemas.microsoft.com/office/drawing/2017/model3d" xmlns:o="urn:schemas-microsoft-com:office:office" xmlns:oel="http://schemas.microsoft.com/office/2019/extlst" xmlns:r="http://schemas.openxmlformats.org/officeDocument/2006/relationships" xmlns:m="http://schemas.openxmlformats.org/officeDocument/2006/math" xmlns:v="urn:schemas-microsoft-com:vml" xmlns:wp14="http://schemas.microsoft.com/office/word/2010/wordprocessingDrawing" xmlns:wp="http://schemas.openxmlformats.org/drawingml/2006/wordprocessingDrawing" xmlns:w10="urn:schemas-microsoft-com:office:word" xmlns:w="http://schemas.openxmlformats.org/wordprocessingml/2006/main" xmlns:w14="http://schemas.microsoft.com/office/word/2010/wordml" xmlns:w15="http://schemas.microsoft.com/office/word/2012/wordml" xmlns:w16cex="http://schemas.microsoft.com/office/word/2018/wordml/cex" xmlns:w16cid="http://schemas.microsoft.com/office/word/2016/wordml/cid" xmlns:w16="http://schemas.microsoft.com/office/word/2018/wordml" xmlns:w16du="http://schemas.microsoft.com/office/word/2023/wordml/word16du" xmlns:w16sdtdh="http://schemas.microsoft.com/office/word/2020/wordml/sdtdatahash" xmlns:w16sdtfl="http://schemas.microsoft.com/office/word/2024/wordml/sdtformatlock" xmlns:w16se="http://schemas.microsoft.com/office/word/2015/wordml/symex" xmlns:wpg="http://schemas.microsoft.com/office/word/2010/wordprocessingGroup" xmlns:wpi="http://schemas.microsoft.com/office/word/2010/wordprocessingInk" xmlns:wne="http://schemas.microsoft.com/office/word/2006/wordml" xmlns:wps="http://schemas.microsoft.com/office/word/2010/wordprocessingShape" mc:Ignorable="w14 w15 w16se w16cid w16 w16cex w16sdtdh w16sdtfl w16du wp14">
-  <w:p>
-    <w:pPr>
-      <w:pStyle w:val="BodyText"/>
-      <w:spacing w:line="14" w:lineRule="auto"/>
-      <w:rPr>
-        <w:sz w:val="20"/>
-      </w:rPr>
-    </w:pPr>
-    <w:r>
-      <w:rPr>
-        <w:noProof/>
-        <w:sz w:val="20"/>
-      </w:rPr>
-      <w:drawing>
-        <wp:inline distT="0" distB="0" distL="0" distR="0" wp14:anchorId="3BE4CC63" wp14:editId="5381B33A">
-          <wp:extent cx="4386276" cy="1259058"/>
-          <wp:effectExtent l="0" t="0" r="0" b="0"/>
-          <wp:docPr id="1231918206" name="Picture 1"/>
-          <wp:cNvGraphicFramePr>
-            <a:graphicFrameLocks xmlns:a="http://schemas.openxmlformats.org/drawingml/2006/main" noChangeAspect="1"/>
-          </wp:cNvGraphicFramePr>
-          <a:graphic xmlns:a="http://schemas.openxmlformats.org/drawingml/2006/main">
-            <a:graphicData uri="http://schemas.openxmlformats.org/drawingml/2006/picture">
-              <pic:pic xmlns:pic="http://schemas.openxmlformats.org/drawingml/2006/picture">
-                <pic:nvPicPr>
-                  <pic:cNvPr id="1551294967" name="Picture 1551294967"/>
-                  <pic:cNvPicPr/>
-                </pic:nvPicPr>
-                <pic:blipFill>
-                  <a:blip r:embed="rId1">
-                    <a:extLst>
-                      <a:ext uri="{28A0092B-C50C-407E-A947-70E740481C1C}">
-                        <a14:useLocalDpi xmlns:a14="http://schemas.microsoft.com/office/drawing/2010/main" val="0"/>
-                      </a:ext>
-                    </a:extLst>
-                  </a:blip>
-                  <a:stretch>
-                    <a:fillRect/>
-                  </a:stretch>
-                </pic:blipFill>
-                <pic:spPr>
-                  <a:xfrm>
-                    <a:off x="0" y="0"/>
-                    <a:ext cx="4549397" cy="1305881"/>
-                  </a:xfrm>
-                  <a:prstGeom prst="rect">
-                    <a:avLst/>
-                  </a:prstGeom>
-                </pic:spPr>
-              </pic:pic>
-            </a:graphicData>
-          </a:graphic>
-        </wp:inline>
-      </w:drawing>
-    </w:r>
-    <w:r>
-      <w:rPr>
-        <w:noProof/>
-        <w:sz w:val="20"/>
-      </w:rPr>
-      <w:pict w14:anchorId="0EC02D78">
-        <v:shapetype id="_x0000_t75" coordsize="21600,21600" o:spt="75" o:preferrelative="t" path="m@4@5l@4@11@9@11@9@5xe" filled="f" stroked="f">
-          <v:stroke joinstyle="miter"/>
-          <v:formulas>
-            <v:f eqn="if lineDrawn pixelLineWidth 0"/>
-            <v:f eqn="sum @0 1 0"/>
-            <v:f eqn="sum 0 0 @1"/>
-            <v:f eqn="prod @2 1 2"/>
-            <v:f eqn="prod @3 21600 pixelWidth"/>
-            <v:f eqn="prod @3 21600 pixelHeight"/>
-            <v:f eqn="sum @0 0 1"/>
-            <v:f eqn="prod @6 1 2"/>
-            <v:f eqn="prod @7 21600 pixelWidth"/>
-            <v:f eqn="sum @8 21600 0"/>
-            <v:f eqn="prod @7 21600 pixelHeight"/>
-            <v:f eqn="sum @10 21600 0"/>
-          </v:formulas>
-          <v:path o:extrusionok="f" gradientshapeok="t" o:connecttype="rect"/>
-          <o:lock v:ext="edit" aspectratio="t"/>
-        </v:shapetype>
-        <v:shape id="WordPictureWatermark1204582723" o:spid="_x0000_s1066" type="#_x0000_t75" style="position:absolute;margin-left:0;margin-top:0;width:385.25pt;height:388.75pt;z-index:-251653120;mso-position-horizontal:center;mso-position-horizontal-relative:margin;mso-position-vertical:center;mso-position-vertical-relative:margin" o:allowincell="f">
-          <v:imagedata r:id="rId2" o:title="GC Logo WM" gain="19661f" blacklevel="22938f"/>
-          <w10:wrap anchorx="margin" anchory="margin"/>
-        </v:shape>
-      </w:pict>
-    </w:r>
-  </w:p>
-</w:hdr>
-</file>
-
-<file path=word/header3.xml><?xml version="1.0" encoding="utf-8"?>
-<w:hdr xmlns:wpc="http://schemas.microsoft.com/office/word/2010/wordprocessingCanvas" xmlns:cx="http://schemas.microsoft.com/office/drawing/2014/chartex" xmlns:cx1="http://schemas.microsoft.com/office/drawing/2015/9/8/chartex" xmlns:cx2="http://schemas.microsoft.com/office/drawing/2015/10/21/chartex" xmlns:cx3="http://schemas.microsoft.com/office/drawing/2016/5/9/chartex" xmlns:cx4="http://schemas.microsoft.com/office/drawing/2016/5/10/chartex" xmlns:cx5="http://schemas.microsoft.com/office/drawing/2016/5/11/chartex" xmlns:cx6="http://schemas.microsoft.com/office/drawing/2016/5/12/chartex" xmlns:cx7="http://schemas.microsoft.com/office/drawing/2016/5/13/chartex" xmlns:cx8="http://schemas.microsoft.com/office/drawing/2016/5/14/chartex" xmlns:mc="http://schemas.openxmlformats.org/markup-compatibility/2006" xmlns:aink="http://schemas.microsoft.com/office/drawing/2016/ink" xmlns:am3d="http://schemas.microsoft.com/office/drawing/2017/model3d" xmlns:o="urn:schemas-microsoft-com:office:office" xmlns:oel="http://schemas.microsoft.com/office/2019/extlst" xmlns:r="http://schemas.openxmlformats.org/officeDocument/2006/relationships" xmlns:m="http://schemas.openxmlformats.org/officeDocument/2006/math" xmlns:v="urn:schemas-microsoft-com:vml" xmlns:wp14="http://schemas.microsoft.com/office/word/2010/wordprocessingDrawing" xmlns:wp="http://schemas.openxmlformats.org/drawingml/2006/wordprocessingDrawing" xmlns:w10="urn:schemas-microsoft-com:office:word" xmlns:w="http://schemas.openxmlformats.org/wordprocessingml/2006/main" xmlns:w14="http://schemas.microsoft.com/office/word/2010/wordml" xmlns:w15="http://schemas.microsoft.com/office/word/2012/wordml" xmlns:w16cex="http://schemas.microsoft.com/office/word/2018/wordml/cex" xmlns:w16cid="http://schemas.microsoft.com/office/word/2016/wordml/cid" xmlns:w16="http://schemas.microsoft.com/office/word/2018/wordml" xmlns:w16du="http://schemas.microsoft.com/office/word/2023/wordml/word16du" xmlns:w16sdtdh="http://schemas.microsoft.com/office/word/2020/wordml/sdtdatahash" xmlns:w16sdtfl="http://schemas.microsoft.com/office/word/2024/wordml/sdtformatlock" xmlns:w16se="http://schemas.microsoft.com/office/word/2015/wordml/symex" xmlns:wpg="http://schemas.microsoft.com/office/word/2010/wordprocessingGroup" xmlns:wpi="http://schemas.microsoft.com/office/word/2010/wordprocessingInk" xmlns:wne="http://schemas.microsoft.com/office/word/2006/wordml" xmlns:wps="http://schemas.microsoft.com/office/word/2010/wordprocessingShape" mc:Ignorable="w14 w15 w16se w16cid w16 w16cex w16sdtdh w16sdtfl w16du wp14">
-  <w:p>
-    <w:pPr>
-      <w:pStyle w:val="Header"/>
-    </w:pPr>
-    <w:r>
-      <w:rPr>
-        <w:noProof/>
-      </w:rPr>
-      <w:pict w14:anchorId="20975324">
-        <v:shapetype id="_x0000_t75" coordsize="21600,21600" o:spt="75" o:preferrelative="t" path="m@4@5l@4@11@9@11@9@5xe" filled="f" stroked="f">
-          <v:stroke joinstyle="miter"/>
-          <v:formulas>
-            <v:f eqn="if lineDrawn pixelLineWidth 0"/>
-            <v:f eqn="sum @0 1 0"/>
-            <v:f eqn="sum 0 0 @1"/>
-            <v:f eqn="prod @2 1 2"/>
-            <v:f eqn="prod @3 21600 pixelWidth"/>
-            <v:f eqn="prod @3 21600 pixelHeight"/>
-            <v:f eqn="sum @0 0 1"/>
-            <v:f eqn="prod @6 1 2"/>
-            <v:f eqn="prod @7 21600 pixelWidth"/>
-            <v:f eqn="sum @8 21600 0"/>
-            <v:f eqn="prod @7 21600 pixelHeight"/>
-            <v:f eqn="sum @10 21600 0"/>
-          </v:formulas>
-          <v:path o:extrusionok="f" gradientshapeok="t" o:connecttype="rect"/>
-          <o:lock v:ext="edit" aspectratio="t"/>
-        </v:shapetype>
-        <v:shape id="WordPictureWatermark1204582721" o:spid="_x0000_s1064" type="#_x0000_t75" style="position:absolute;margin-left:0;margin-top:0;width:385.25pt;height:388.75pt;z-index:-251655168;mso-position-horizontal:center;mso-position-horizontal-relative:margin;mso-position-vertical:center;mso-position-vertical-relative:margin" o:allowincell="f">
-          <v:imagedata r:id="rId1" o:title="GC Logo WM" gain="19661f" blacklevel="22938f"/>
-          <w10:wrap anchorx="margin" anchory="margin"/>
-        </v:shape>
-      </w:pict>
-    </w:r>
-  </w:p>
-</w:hdr>
-</file>
-
-<file path=word/header4.xml><?xml version="1.0" encoding="utf-8"?>
 <w:hdr xmlns:wpc="http://schemas.microsoft.com/office/word/2010/wordprocessingCanvas" xmlns:cx="http://schemas.microsoft.com/office/drawing/2014/chartex" xmlns:cx1="http://schemas.microsoft.com/office/drawing/2015/9/8/chartex" xmlns:cx2="http://schemas.microsoft.com/office/drawing/2015/10/21/chartex" xmlns:cx3="http://schemas.microsoft.com/office/drawing/2016/5/9/chartex" xmlns:cx4="http://schemas.microsoft.com/office/drawing/2016/5/10/chartex" xmlns:cx5="http://schemas.microsoft.com/office/drawing/2016/5/11/chartex" xmlns:cx6="http://schemas.microsoft.com/office/drawing/2016/5/12/chartex" xmlns:cx7="http://schemas.microsoft.com/office/drawing/2016/5/13/chartex" xmlns:cx8="http://schemas.microsoft.com/office/drawing/2016/5/14/chartex" xmlns:mc="http://schemas.openxmlformats.org/markup-compatibility/2006" xmlns:aink="http://schemas.microsoft.com/office/drawing/2016/ink" xmlns:am3d="http://schemas.microsoft.com/office/drawing/2017/model3d" xmlns:o="urn:schemas-microsoft-com:office:office" xmlns:oel="http://schemas.microsoft.com/office/2019/extlst" xmlns:r="http://schemas.openxmlformats.org/officeDocument/2006/relationships" xmlns:m="http://schemas.openxmlformats.org/officeDocument/2006/math" xmlns:v="urn:schemas-microsoft-com:vml" xmlns:wp14="http://schemas.microsoft.com/office/word/2010/wordprocessingDrawing" xmlns:wp="http://schemas.openxmlformats.org/drawingml/2006/wordprocessingDrawing" xmlns:w10="urn:schemas-microsoft-com:office:word" xmlns:w="http://schemas.openxmlformats.org/wordprocessingml/2006/main" xmlns:w14="http://schemas.microsoft.com/office/word/2010/wordml" xmlns:w15="http://schemas.microsoft.com/office/word/2012/wordml" xmlns:w16cex="http://schemas.microsoft.com/office/word/2018/wordml/cex" xmlns:w16cid="http://schemas.microsoft.com/office/word/2016/wordml/cid" xmlns:w16="http://schemas.microsoft.com/office/word/2018/wordml" xmlns:w16du="http://schemas.microsoft.com/office/word/2023/wordml/word16du" xmlns:w16sdtdh="http://schemas.microsoft.com/office/word/2020/wordml/sdtdatahash" xmlns:w16sdtfl="http://schemas.microsoft.com/office/word/2024/wordml/sdtformatlock" xmlns:w16se="http://schemas.microsoft.com/office/word/2015/wordml/symex" xmlns:wpg="http://schemas.microsoft.com/office/word/2010/wordprocessingGroup" xmlns:wpi="http://schemas.microsoft.com/office/word/2010/wordprocessingInk" xmlns:wne="http://schemas.microsoft.com/office/word/2006/wordml" xmlns:wps="http://schemas.microsoft.com/office/word/2010/wordprocessingShape" mc:Ignorable="w14 w15 w16se w16cid w16 w16cex w16sdtdh w16sdtfl w16du wp14">
   <w:p>
     <w:pPr>
@@ -2087,11 +1851,12 @@
 </w:hdr>
 </file>
 
-<file path=word/header5.xml><?xml version="1.0" encoding="utf-8"?>
+<file path=word/header2.xml><?xml version="1.0" encoding="utf-8"?>
 <w:hdr xmlns:wpc="http://schemas.microsoft.com/office/word/2010/wordprocessingCanvas" xmlns:cx="http://schemas.microsoft.com/office/drawing/2014/chartex" xmlns:cx1="http://schemas.microsoft.com/office/drawing/2015/9/8/chartex" xmlns:cx2="http://schemas.microsoft.com/office/drawing/2015/10/21/chartex" xmlns:cx3="http://schemas.microsoft.com/office/drawing/2016/5/9/chartex" xmlns:cx4="http://schemas.microsoft.com/office/drawing/2016/5/10/chartex" xmlns:cx5="http://schemas.microsoft.com/office/drawing/2016/5/11/chartex" xmlns:cx6="http://schemas.microsoft.com/office/drawing/2016/5/12/chartex" xmlns:cx7="http://schemas.microsoft.com/office/drawing/2016/5/13/chartex" xmlns:cx8="http://schemas.microsoft.com/office/drawing/2016/5/14/chartex" xmlns:mc="http://schemas.openxmlformats.org/markup-compatibility/2006" xmlns:aink="http://schemas.microsoft.com/office/drawing/2016/ink" xmlns:am3d="http://schemas.microsoft.com/office/drawing/2017/model3d" xmlns:o="urn:schemas-microsoft-com:office:office" xmlns:oel="http://schemas.microsoft.com/office/2019/extlst" xmlns:r="http://schemas.openxmlformats.org/officeDocument/2006/relationships" xmlns:m="http://schemas.openxmlformats.org/officeDocument/2006/math" xmlns:v="urn:schemas-microsoft-com:vml" xmlns:wp14="http://schemas.microsoft.com/office/word/2010/wordprocessingDrawing" xmlns:wp="http://schemas.openxmlformats.org/drawingml/2006/wordprocessingDrawing" xmlns:w10="urn:schemas-microsoft-com:office:word" xmlns:w="http://schemas.openxmlformats.org/wordprocessingml/2006/main" xmlns:w14="http://schemas.microsoft.com/office/word/2010/wordml" xmlns:w15="http://schemas.microsoft.com/office/word/2012/wordml" xmlns:w16cex="http://schemas.microsoft.com/office/word/2018/wordml/cex" xmlns:w16cid="http://schemas.microsoft.com/office/word/2016/wordml/cid" xmlns:w16="http://schemas.microsoft.com/office/word/2018/wordml" xmlns:w16du="http://schemas.microsoft.com/office/word/2023/wordml/word16du" xmlns:w16sdtdh="http://schemas.microsoft.com/office/word/2020/wordml/sdtdatahash" xmlns:w16sdtfl="http://schemas.microsoft.com/office/word/2024/wordml/sdtformatlock" xmlns:w16se="http://schemas.microsoft.com/office/word/2015/wordml/symex" xmlns:wpg="http://schemas.microsoft.com/office/word/2010/wordprocessingGroup" xmlns:wpi="http://schemas.microsoft.com/office/word/2010/wordprocessingInk" xmlns:wne="http://schemas.microsoft.com/office/word/2006/wordml" xmlns:wps="http://schemas.microsoft.com/office/word/2010/wordprocessingShape" mc:Ignorable="w14 w15 w16se w16cid w16 w16cex w16sdtdh w16sdtfl w16du wp14">
   <w:p>
     <w:pPr>
       <w:pStyle w:val="Header"/>
+      <w:ind w:left="284"/>
     </w:pPr>
     <w:r>
       <w:rPr>
@@ -2118,7 +1883,7 @@
           <v:path o:extrusionok="f" gradientshapeok="t" o:connecttype="rect"/>
           <o:lock v:ext="edit" aspectratio="t"/>
         </v:shapetype>
-        <v:shape id="WordPictureWatermark1204582726" o:spid="_x0000_s1069" type="#_x0000_t75" style="position:absolute;margin-left:0;margin-top:0;width:385.25pt;height:388.75pt;z-index:-251650048;mso-position-horizontal:center;mso-position-horizontal-relative:margin;mso-position-vertical:center;mso-position-vertical-relative:margin" o:allowincell="f">
+        <v:shape id="WordPictureWatermark1204582726" o:spid="_x0000_s1069" type="#_x0000_t75" style="position:absolute;left:0;text-align:left;margin-left:0;margin-top:0;width:385.25pt;height:388.75pt;z-index:-251650048;mso-position-horizontal:center;mso-position-horizontal-relative:margin;mso-position-vertical:center;mso-position-vertical-relative:margin" o:allowincell="f">
           <v:imagedata r:id="rId1" o:title="GC Logo WM" gain="19661f" blacklevel="22938f"/>
           <w10:wrap anchorx="margin" anchory="margin"/>
         </v:shape>
@@ -2133,7 +1898,7 @@
         <wp:inline distT="0" distB="0" distL="0" distR="0" wp14:anchorId="3EE94F98" wp14:editId="179F4380">
           <wp:extent cx="4386276" cy="1259058"/>
           <wp:effectExtent l="0" t="0" r="0" b="0"/>
-          <wp:docPr id="884675375" name="Picture 1"/>
+          <wp:docPr id="1363547611" name="Picture 1"/>
           <wp:cNvGraphicFramePr>
             <a:graphicFrameLocks xmlns:a="http://schemas.openxmlformats.org/drawingml/2006/main" noChangeAspect="1"/>
           </wp:cNvGraphicFramePr>
@@ -2175,7 +1940,7 @@
 </w:hdr>
 </file>
 
-<file path=word/header6.xml><?xml version="1.0" encoding="utf-8"?>
+<file path=word/header3.xml><?xml version="1.0" encoding="utf-8"?>
 <w:hdr xmlns:wpc="http://schemas.microsoft.com/office/word/2010/wordprocessingCanvas" xmlns:cx="http://schemas.microsoft.com/office/drawing/2014/chartex" xmlns:cx1="http://schemas.microsoft.com/office/drawing/2015/9/8/chartex" xmlns:cx2="http://schemas.microsoft.com/office/drawing/2015/10/21/chartex" xmlns:cx3="http://schemas.microsoft.com/office/drawing/2016/5/9/chartex" xmlns:cx4="http://schemas.microsoft.com/office/drawing/2016/5/10/chartex" xmlns:cx5="http://schemas.microsoft.com/office/drawing/2016/5/11/chartex" xmlns:cx6="http://schemas.microsoft.com/office/drawing/2016/5/12/chartex" xmlns:cx7="http://schemas.microsoft.com/office/drawing/2016/5/13/chartex" xmlns:cx8="http://schemas.microsoft.com/office/drawing/2016/5/14/chartex" xmlns:mc="http://schemas.openxmlformats.org/markup-compatibility/2006" xmlns:aink="http://schemas.microsoft.com/office/drawing/2016/ink" xmlns:am3d="http://schemas.microsoft.com/office/drawing/2017/model3d" xmlns:o="urn:schemas-microsoft-com:office:office" xmlns:oel="http://schemas.microsoft.com/office/2019/extlst" xmlns:r="http://schemas.openxmlformats.org/officeDocument/2006/relationships" xmlns:m="http://schemas.openxmlformats.org/officeDocument/2006/math" xmlns:v="urn:schemas-microsoft-com:vml" xmlns:wp14="http://schemas.microsoft.com/office/word/2010/wordprocessingDrawing" xmlns:wp="http://schemas.openxmlformats.org/drawingml/2006/wordprocessingDrawing" xmlns:w10="urn:schemas-microsoft-com:office:word" xmlns:w="http://schemas.openxmlformats.org/wordprocessingml/2006/main" xmlns:w14="http://schemas.microsoft.com/office/word/2010/wordml" xmlns:w15="http://schemas.microsoft.com/office/word/2012/wordml" xmlns:w16cex="http://schemas.microsoft.com/office/word/2018/wordml/cex" xmlns:w16cid="http://schemas.microsoft.com/office/word/2016/wordml/cid" xmlns:w16="http://schemas.microsoft.com/office/word/2018/wordml" xmlns:w16du="http://schemas.microsoft.com/office/word/2023/wordml/word16du" xmlns:w16sdtdh="http://schemas.microsoft.com/office/word/2020/wordml/sdtdatahash" xmlns:w16sdtfl="http://schemas.microsoft.com/office/word/2024/wordml/sdtformatlock" xmlns:w16se="http://schemas.microsoft.com/office/word/2015/wordml/symex" xmlns:wpg="http://schemas.microsoft.com/office/word/2010/wordprocessingGroup" xmlns:wpi="http://schemas.microsoft.com/office/word/2010/wordprocessingInk" xmlns:wne="http://schemas.microsoft.com/office/word/2006/wordml" xmlns:wps="http://schemas.microsoft.com/office/word/2010/wordprocessingShape" mc:Ignorable="w14 w15 w16se w16cid w16 w16cex w16sdtdh w16sdtfl w16du wp14">
   <w:p>
     <w:pPr>
@@ -2213,126 +1978,6 @@
     </w:r>
   </w:p>
 </w:hdr>
-</file>
-
-<file path=word/numbering.xml><?xml version="1.0" encoding="utf-8"?>
-<w:numbering xmlns:wpc="http://schemas.microsoft.com/office/word/2010/wordprocessingCanvas" xmlns:cx="http://schemas.microsoft.com/office/drawing/2014/chartex" xmlns:cx1="http://schemas.microsoft.com/office/drawing/2015/9/8/chartex" xmlns:cx2="http://schemas.microsoft.com/office/drawing/2015/10/21/chartex" xmlns:cx3="http://schemas.microsoft.com/office/drawing/2016/5/9/chartex" xmlns:cx4="http://schemas.microsoft.com/office/drawing/2016/5/10/chartex" xmlns:cx5="http://schemas.microsoft.com/office/drawing/2016/5/11/chartex" xmlns:cx6="http://schemas.microsoft.com/office/drawing/2016/5/12/chartex" xmlns:cx7="http://schemas.microsoft.com/office/drawing/2016/5/13/chartex" xmlns:cx8="http://schemas.microsoft.com/office/drawing/2016/5/14/chartex" xmlns:mc="http://schemas.openxmlformats.org/markup-compatibility/2006" xmlns:aink="http://schemas.microsoft.com/office/drawing/2016/ink" xmlns:am3d="http://schemas.microsoft.com/office/drawing/2017/model3d" xmlns:o="urn:schemas-microsoft-com:office:office" xmlns:oel="http://schemas.microsoft.com/office/2019/extlst" xmlns:r="http://schemas.openxmlformats.org/officeDocument/2006/relationships" xmlns:m="http://schemas.openxmlformats.org/officeDocument/2006/math" xmlns:v="urn:schemas-microsoft-com:vml" xmlns:wp14="http://schemas.microsoft.com/office/word/2010/wordprocessingDrawing" xmlns:wp="http://schemas.openxmlformats.org/drawingml/2006/wordprocessingDrawing" xmlns:w10="urn:schemas-microsoft-com:office:word" xmlns:w="http://schemas.openxmlformats.org/wordprocessingml/2006/main" xmlns:w14="http://schemas.microsoft.com/office/word/2010/wordml" xmlns:w15="http://schemas.microsoft.com/office/word/2012/wordml" xmlns:w16cex="http://schemas.microsoft.com/office/word/2018/wordml/cex" xmlns:w16cid="http://schemas.microsoft.com/office/word/2016/wordml/cid" xmlns:w16="http://schemas.microsoft.com/office/word/2018/wordml" xmlns:w16du="http://schemas.microsoft.com/office/word/2023/wordml/word16du" xmlns:w16sdtdh="http://schemas.microsoft.com/office/word/2020/wordml/sdtdatahash" xmlns:w16sdtfl="http://schemas.microsoft.com/office/word/2024/wordml/sdtformatlock" xmlns:w16se="http://schemas.microsoft.com/office/word/2015/wordml/symex" xmlns:wpg="http://schemas.microsoft.com/office/word/2010/wordprocessingGroup" xmlns:wpi="http://schemas.microsoft.com/office/word/2010/wordprocessingInk" xmlns:wne="http://schemas.microsoft.com/office/word/2006/wordml" xmlns:wps="http://schemas.microsoft.com/office/word/2010/wordprocessingShape" mc:Ignorable="w14 w15 w16se w16cid w16 w16cex w16sdtdh w16sdtfl w16du wp14">
-  <w:abstractNum w:abstractNumId="0" w15:restartNumberingAfterBreak="0">
-    <w:nsid w:val="31C22E69"/>
-    <w:multiLevelType w:val="hybridMultilevel"/>
-    <w:tmpl w:val="D9F294DC"/>
-    <w:lvl w:ilvl="0" w:tplc="B1A4593C">
-      <w:numFmt w:val="bullet"/>
-      <w:lvlText w:val=""/>
-      <w:lvlJc w:val="left"/>
-      <w:pPr>
-        <w:ind w:left="720" w:hanging="360"/>
-      </w:pPr>
-      <w:rPr>
-        <w:rFonts w:ascii="Symbol" w:eastAsia="Arial" w:hAnsi="Symbol" w:cs="Arial" w:hint="default"/>
-      </w:rPr>
-    </w:lvl>
-    <w:lvl w:ilvl="1" w:tplc="40090003" w:tentative="1">
-      <w:start w:val="1"/>
-      <w:numFmt w:val="bullet"/>
-      <w:lvlText w:val="o"/>
-      <w:lvlJc w:val="left"/>
-      <w:pPr>
-        <w:ind w:left="1440" w:hanging="360"/>
-      </w:pPr>
-      <w:rPr>
-        <w:rFonts w:ascii="Courier New" w:hAnsi="Courier New" w:cs="Courier New" w:hint="default"/>
-      </w:rPr>
-    </w:lvl>
-    <w:lvl w:ilvl="2" w:tplc="40090005" w:tentative="1">
-      <w:start w:val="1"/>
-      <w:numFmt w:val="bullet"/>
-      <w:lvlText w:val=""/>
-      <w:lvlJc w:val="left"/>
-      <w:pPr>
-        <w:ind w:left="2160" w:hanging="360"/>
-      </w:pPr>
-      <w:rPr>
-        <w:rFonts w:ascii="Wingdings" w:hAnsi="Wingdings" w:hint="default"/>
-      </w:rPr>
-    </w:lvl>
-    <w:lvl w:ilvl="3" w:tplc="40090001" w:tentative="1">
-      <w:start w:val="1"/>
-      <w:numFmt w:val="bullet"/>
-      <w:lvlText w:val=""/>
-      <w:lvlJc w:val="left"/>
-      <w:pPr>
-        <w:ind w:left="2880" w:hanging="360"/>
-      </w:pPr>
-      <w:rPr>
-        <w:rFonts w:ascii="Symbol" w:hAnsi="Symbol" w:hint="default"/>
-      </w:rPr>
-    </w:lvl>
-    <w:lvl w:ilvl="4" w:tplc="40090003" w:tentative="1">
-      <w:start w:val="1"/>
-      <w:numFmt w:val="bullet"/>
-      <w:lvlText w:val="o"/>
-      <w:lvlJc w:val="left"/>
-      <w:pPr>
-        <w:ind w:left="3600" w:hanging="360"/>
-      </w:pPr>
-      <w:rPr>
-        <w:rFonts w:ascii="Courier New" w:hAnsi="Courier New" w:cs="Courier New" w:hint="default"/>
-      </w:rPr>
-    </w:lvl>
-    <w:lvl w:ilvl="5" w:tplc="40090005" w:tentative="1">
-      <w:start w:val="1"/>
-      <w:numFmt w:val="bullet"/>
-      <w:lvlText w:val=""/>
-      <w:lvlJc w:val="left"/>
-      <w:pPr>
-        <w:ind w:left="4320" w:hanging="360"/>
-      </w:pPr>
-      <w:rPr>
-        <w:rFonts w:ascii="Wingdings" w:hAnsi="Wingdings" w:hint="default"/>
-      </w:rPr>
-    </w:lvl>
-    <w:lvl w:ilvl="6" w:tplc="40090001" w:tentative="1">
-      <w:start w:val="1"/>
-      <w:numFmt w:val="bullet"/>
-      <w:lvlText w:val=""/>
-      <w:lvlJc w:val="left"/>
-      <w:pPr>
-        <w:ind w:left="5040" w:hanging="360"/>
-      </w:pPr>
-      <w:rPr>
-        <w:rFonts w:ascii="Symbol" w:hAnsi="Symbol" w:hint="default"/>
-      </w:rPr>
-    </w:lvl>
-    <w:lvl w:ilvl="7" w:tplc="40090003" w:tentative="1">
-      <w:start w:val="1"/>
-      <w:numFmt w:val="bullet"/>
-      <w:lvlText w:val="o"/>
-      <w:lvlJc w:val="left"/>
-      <w:pPr>
-        <w:ind w:left="5760" w:hanging="360"/>
-      </w:pPr>
-      <w:rPr>
-        <w:rFonts w:ascii="Courier New" w:hAnsi="Courier New" w:cs="Courier New" w:hint="default"/>
-      </w:rPr>
-    </w:lvl>
-    <w:lvl w:ilvl="8" w:tplc="40090005" w:tentative="1">
-      <w:start w:val="1"/>
-      <w:numFmt w:val="bullet"/>
-      <w:lvlText w:val=""/>
-      <w:lvlJc w:val="left"/>
-      <w:pPr>
-        <w:ind w:left="6480" w:hanging="360"/>
-      </w:pPr>
-      <w:rPr>
-        <w:rFonts w:ascii="Wingdings" w:hAnsi="Wingdings" w:hint="default"/>
-      </w:rPr>
-    </w:lvl>
-  </w:abstractNum>
-  <w:num w:numId="1" w16cid:durableId="210390540">
-    <w:abstractNumId w:val="0"/>
-  </w:num>
-</w:numbering>
 </file>
 
 <file path=word/styles.xml><?xml version="1.0" encoding="utf-8"?>
@@ -2736,6 +2381,7 @@
     <w:name w:val="Normal"/>
     <w:uiPriority w:val="1"/>
     <w:qFormat/>
+    <w:rsid w:val="007F1DE6"/>
     <w:rPr>
       <w:rFonts w:ascii="Arial" w:eastAsia="Arial" w:hAnsi="Arial" w:cs="Arial"/>
     </w:rPr>
@@ -2743,6 +2389,7 @@
   <w:style w:type="paragraph" w:styleId="Heading1">
     <w:name w:val="heading 1"/>
     <w:basedOn w:val="Normal"/>
+    <w:link w:val="Heading1Char"/>
     <w:uiPriority w:val="1"/>
     <w:qFormat/>
     <w:pPr>
@@ -2760,6 +2407,7 @@
   <w:style w:type="paragraph" w:styleId="Heading2">
     <w:name w:val="heading 2"/>
     <w:basedOn w:val="Normal"/>
+    <w:link w:val="Heading2Char"/>
     <w:uiPriority w:val="1"/>
     <w:qFormat/>
     <w:pPr>
@@ -2803,6 +2451,7 @@
   <w:style w:type="paragraph" w:styleId="BodyText">
     <w:name w:val="Body Text"/>
     <w:basedOn w:val="Normal"/>
+    <w:link w:val="BodyTextChar"/>
     <w:uiPriority w:val="1"/>
     <w:qFormat/>
   </w:style>
@@ -2898,6 +2547,44 @@
     <w:rPr>
       <w:b/>
       <w:bCs/>
+    </w:rPr>
+  </w:style>
+  <w:style w:type="character" w:customStyle="1" w:styleId="Heading2Char">
+    <w:name w:val="Heading 2 Char"/>
+    <w:basedOn w:val="DefaultParagraphFont"/>
+    <w:link w:val="Heading2"/>
+    <w:uiPriority w:val="1"/>
+    <w:rsid w:val="007F1DE6"/>
+    <w:rPr>
+      <w:rFonts w:ascii="Arial" w:eastAsia="Arial" w:hAnsi="Arial" w:cs="Arial"/>
+      <w:b/>
+      <w:bCs/>
+      <w:sz w:val="24"/>
+      <w:szCs w:val="24"/>
+    </w:rPr>
+  </w:style>
+  <w:style w:type="character" w:customStyle="1" w:styleId="BodyTextChar">
+    <w:name w:val="Body Text Char"/>
+    <w:basedOn w:val="DefaultParagraphFont"/>
+    <w:link w:val="BodyText"/>
+    <w:uiPriority w:val="1"/>
+    <w:rsid w:val="007F1DE6"/>
+    <w:rPr>
+      <w:rFonts w:ascii="Arial" w:eastAsia="Arial" w:hAnsi="Arial" w:cs="Arial"/>
+    </w:rPr>
+  </w:style>
+  <w:style w:type="character" w:customStyle="1" w:styleId="Heading1Char">
+    <w:name w:val="Heading 1 Char"/>
+    <w:basedOn w:val="DefaultParagraphFont"/>
+    <w:link w:val="Heading1"/>
+    <w:uiPriority w:val="1"/>
+    <w:rsid w:val="00A31ED0"/>
+    <w:rPr>
+      <w:rFonts w:ascii="Arial" w:eastAsia="Arial" w:hAnsi="Arial" w:cs="Arial"/>
+      <w:b/>
+      <w:bCs/>
+      <w:sz w:val="32"/>
+      <w:szCs w:val="32"/>
     </w:rPr>
   </w:style>
 </w:styles>
@@ -3184,4 +2871,16 @@
   <a:objectDefaults/>
   <a:extraClrSchemeLst/>
 </a:theme>
+</file>
+
+<file path=customXml/item1.xml><?xml version="1.0" encoding="utf-8"?>
+<b:Sources xmlns:b="http://schemas.openxmlformats.org/officeDocument/2006/bibliography" xmlns="http://schemas.openxmlformats.org/officeDocument/2006/bibliography" SelectedStyle="\APASixthEditionOfficeOnline.xsl" StyleName="APA" Version="6"/>
+</file>
+
+<file path=customXml/itemProps1.xml><?xml version="1.0" encoding="utf-8"?>
+<ds:datastoreItem xmlns:ds="http://schemas.openxmlformats.org/officeDocument/2006/customXml" ds:itemID="{675201B6-AD46-41FA-A661-BA18E4360D84}">
+  <ds:schemaRefs>
+    <ds:schemaRef ds:uri="http://schemas.openxmlformats.org/officeDocument/2006/bibliography"/>
+  </ds:schemaRefs>
+</ds:datastoreItem>
 </file>
--- a/templates/Criminal_report_format.docx
+++ b/templates/Criminal_report_format.docx
@@ -191,6 +191,8 @@
     <w:p>
       <w:pPr>
         <w:pStyle w:val="BodyText"/>
+        <w:ind w:left="142" w:right="145"/>
+        <w:jc w:val="both"/>
         <w:rPr>
           <w:sz w:val="20"/>
         </w:rPr>
@@ -199,79 +201,39 @@
         <w:rPr>
           <w:sz w:val="20"/>
         </w:rPr>
-        <w:t xml:space="preserve">  </w:t>
+        <w:t>The criminal record search is typically conducted through the Ministry of Justice or local courts, depending on the jurisdiction of the city provided. This search reports felony-level convictions from the past seven years. Global Credence may also utilize</w:t>
       </w:r>
       <w:r>
         <w:rPr>
           <w:sz w:val="20"/>
         </w:rPr>
-        <w:t xml:space="preserve">The criminal record search is typically conducted through the Ministry of Justice or local courts, depending on the jurisdiction of </w:t>
+        <w:t xml:space="preserve">   </w:t>
       </w:r>
       <w:r>
         <w:rPr>
           <w:sz w:val="20"/>
         </w:rPr>
-        <w:t xml:space="preserve">  </w:t>
-      </w:r>
+        <w:t>access to proprietary databases, as well as international criminal watchlists, sanctions lists, and politically exposed persons</w:t>
+      </w:r>
+      <w:proofErr w:type="gramStart"/>
       <w:r>
         <w:rPr>
           <w:sz w:val="20"/>
         </w:rPr>
-        <w:br/>
         <w:t xml:space="preserve">   </w:t>
       </w:r>
       <w:r>
         <w:rPr>
           <w:sz w:val="20"/>
         </w:rPr>
-        <w:t xml:space="preserve">the city provided. This search reports felony-level convictions from the past seven years. Global Credence may also utilize </w:t>
-      </w:r>
+        <w:t>(</w:t>
+      </w:r>
+      <w:proofErr w:type="gramEnd"/>
       <w:r>
         <w:rPr>
           <w:sz w:val="20"/>
         </w:rPr>
-        <w:br/>
-        <w:t xml:space="preserve">   </w:t>
-      </w:r>
-      <w:r>
-        <w:rPr>
-          <w:sz w:val="20"/>
-        </w:rPr>
-        <w:t xml:space="preserve">access to proprietary databases, as well as international criminal watchlists, sanctions </w:t>
-      </w:r>
-      <w:proofErr w:type="gramStart"/>
-      <w:r>
-        <w:rPr>
-          <w:sz w:val="20"/>
-        </w:rPr>
-        <w:t>lists</w:t>
-      </w:r>
-      <w:proofErr w:type="gramEnd"/>
-      <w:r>
-        <w:rPr>
-          <w:sz w:val="20"/>
-        </w:rPr>
-        <w:t xml:space="preserve">, and politically exposed persons </w:t>
-      </w:r>
-    </w:p>
-    <w:p>
-      <w:pPr>
-        <w:pStyle w:val="BodyText"/>
-        <w:rPr>
-          <w:sz w:val="20"/>
-        </w:rPr>
-      </w:pPr>
-      <w:r>
-        <w:rPr>
-          <w:sz w:val="20"/>
-        </w:rPr>
-        <w:t xml:space="preserve">   </w:t>
-      </w:r>
-      <w:r>
-        <w:rPr>
-          <w:sz w:val="20"/>
-        </w:rPr>
-        <w:t>(PEP) lists, to identify any records of convicted individuals based on commonly used identifiers.</w:t>
+        <w:t>PEP) lists, to identify any records of convicted individuals based on commonly used identifiers.</w:t>
       </w:r>
     </w:p>
     <w:p>
@@ -1260,466 +1222,6 @@
     </w:p>
     <w:p>
       <w:pPr>
-        <w:pStyle w:val="NormalWeb"/>
-        <w:rPr>
-          <w:rStyle w:val="Strong"/>
-        </w:rPr>
-      </w:pPr>
-    </w:p>
-    <w:p>
-      <w:pPr>
-        <w:pStyle w:val="NormalWeb"/>
-        <w:rPr>
-          <w:rStyle w:val="Strong"/>
-        </w:rPr>
-      </w:pPr>
-    </w:p>
-    <w:p>
-      <w:pPr>
-        <w:pStyle w:val="NormalWeb"/>
-        <w:rPr>
-          <w:rStyle w:val="Strong"/>
-        </w:rPr>
-      </w:pPr>
-    </w:p>
-    <w:p>
-      <w:pPr>
-        <w:pStyle w:val="NormalWeb"/>
-        <w:rPr>
-          <w:rStyle w:val="Strong"/>
-        </w:rPr>
-      </w:pPr>
-    </w:p>
-    <w:p>
-      <w:pPr>
-        <w:pStyle w:val="NormalWeb"/>
-        <w:rPr>
-          <w:rStyle w:val="Strong"/>
-        </w:rPr>
-      </w:pPr>
-    </w:p>
-    <w:p>
-      <w:pPr>
-        <w:pStyle w:val="NormalWeb"/>
-        <w:rPr>
-          <w:rStyle w:val="Strong"/>
-        </w:rPr>
-      </w:pPr>
-      <w:r>
-        <w:rPr>
-          <w:rStyle w:val="Strong"/>
-        </w:rPr>
-        <w:t xml:space="preserve">                          </w:t>
-      </w:r>
-    </w:p>
-    <w:p>
-      <w:pPr>
-        <w:pStyle w:val="NormalWeb"/>
-        <w:jc w:val="center"/>
-        <w:rPr>
-          <w:rStyle w:val="Strong"/>
-          <w:color w:val="0070C0"/>
-        </w:rPr>
-      </w:pPr>
-      <w:r>
-        <w:rPr>
-          <w:rStyle w:val="Strong"/>
-          <w:color w:val="0070C0"/>
-        </w:rPr>
-        <w:t>GLOBAL CREDENCE (BGV) – DISCLAIMER</w:t>
-      </w:r>
-    </w:p>
-    <w:p>
-      <w:pPr>
-        <w:pStyle w:val="NormalWeb"/>
-        <w:rPr>
-          <w:rStyle w:val="Strong"/>
-        </w:rPr>
-      </w:pPr>
-    </w:p>
-    <w:p>
-      <w:pPr>
-        <w:pStyle w:val="NormalWeb"/>
-        <w:rPr>
-          <w:rStyle w:val="Strong"/>
-          <w:b w:val="0"/>
-          <w:bCs w:val="0"/>
-        </w:rPr>
-      </w:pPr>
-      <w:r>
-        <w:rPr>
-          <w:rStyle w:val="Strong"/>
-          <w:b w:val="0"/>
-          <w:bCs w:val="0"/>
-        </w:rPr>
-        <w:t>The information contained in this report has been compiled by Global Credence (BGV) at the request of the client using sources considered reliable, including public records, proprietary databases, and third-party inputs. While we strive to ensure accuracy and authenticity, Global Credence (BGV) makes no express or implied warranties regarding the completeness, correctness, or reliability of the information presented.</w:t>
-      </w:r>
-    </w:p>
-    <w:p>
-      <w:pPr>
-        <w:pStyle w:val="NormalWeb"/>
-        <w:rPr>
-          <w:rStyle w:val="Strong"/>
-          <w:b w:val="0"/>
-          <w:bCs w:val="0"/>
-        </w:rPr>
-      </w:pPr>
-      <w:r>
-        <w:rPr>
-          <w:rStyle w:val="Strong"/>
-          <w:b w:val="0"/>
-          <w:bCs w:val="0"/>
-        </w:rPr>
-        <w:t>This report is prepared solely for background verification purposes to assist the client in making informed decisions. It should be treated as a supporting reference and not as definitive confirmation of an individual’s or entity’s identity, credentials, or history.</w:t>
-      </w:r>
-    </w:p>
-    <w:p>
-      <w:pPr>
-        <w:pStyle w:val="NormalWeb"/>
-        <w:jc w:val="center"/>
-        <w:rPr>
-          <w:rStyle w:val="Strong"/>
-          <w:color w:val="0070C0"/>
-        </w:rPr>
-      </w:pPr>
-      <w:r>
-        <w:rPr>
-          <w:rStyle w:val="Strong"/>
-          <w:color w:val="0070C0"/>
-        </w:rPr>
-        <w:t>Scope &amp; Limitations</w:t>
-      </w:r>
-    </w:p>
-    <w:p>
-      <w:pPr>
-        <w:pStyle w:val="NormalWeb"/>
-        <w:rPr>
-          <w:rStyle w:val="Strong"/>
-          <w:b w:val="0"/>
-          <w:bCs w:val="0"/>
-        </w:rPr>
-      </w:pPr>
-      <w:r>
-        <w:rPr>
-          <w:rStyle w:val="Strong"/>
-          <w:b w:val="0"/>
-          <w:bCs w:val="0"/>
-        </w:rPr>
-        <w:t>The verification process is limited to information that is publicly available, legally accessible, or provided by relevant authorities and sources. Certain data may be unavailable due to privacy regulations, confidentiality obligations, or regulatory restrictions. As a result, the report’s completeness is subject to data availability and third-party cooperation.</w:t>
-      </w:r>
-    </w:p>
-    <w:p>
-      <w:pPr>
-        <w:pStyle w:val="NormalWeb"/>
-        <w:jc w:val="center"/>
-        <w:rPr>
-          <w:rStyle w:val="Strong"/>
-          <w:color w:val="0070C0"/>
-        </w:rPr>
-      </w:pPr>
-      <w:r>
-        <w:rPr>
-          <w:rStyle w:val="Strong"/>
-          <w:color w:val="0070C0"/>
-        </w:rPr>
-        <w:t>Accuracy &amp; Third-Party Information</w:t>
-      </w:r>
-    </w:p>
-    <w:p>
-      <w:pPr>
-        <w:pStyle w:val="NormalWeb"/>
-        <w:rPr>
-          <w:rStyle w:val="Strong"/>
-          <w:b w:val="0"/>
-          <w:bCs w:val="0"/>
-        </w:rPr>
-      </w:pPr>
-      <w:r>
-        <w:rPr>
-          <w:rStyle w:val="Strong"/>
-          <w:b w:val="0"/>
-          <w:bCs w:val="0"/>
-        </w:rPr>
-        <w:t>Information obtained from third-party sources is reported as received without alteration. Global Credence (BGV) does not control or guarantee the accuracy, timeliness, or maintenance of such records. Clients are advised to independently verify critical information before making decisions.</w:t>
-      </w:r>
-    </w:p>
-    <w:p>
-      <w:pPr>
-        <w:pStyle w:val="NormalWeb"/>
-        <w:jc w:val="center"/>
-        <w:rPr>
-          <w:rStyle w:val="Strong"/>
-          <w:color w:val="0070C0"/>
-        </w:rPr>
-      </w:pPr>
-      <w:r>
-        <w:rPr>
-          <w:rStyle w:val="Strong"/>
-          <w:color w:val="0070C0"/>
-        </w:rPr>
-        <w:t>Liability Disclaimer</w:t>
-      </w:r>
-    </w:p>
-    <w:p>
-      <w:pPr>
-        <w:pStyle w:val="NormalWeb"/>
-        <w:rPr>
-          <w:rStyle w:val="Strong"/>
-          <w:b w:val="0"/>
-          <w:bCs w:val="0"/>
-        </w:rPr>
-      </w:pPr>
-      <w:r>
-        <w:rPr>
-          <w:rStyle w:val="Strong"/>
-          <w:b w:val="0"/>
-          <w:bCs w:val="0"/>
-        </w:rPr>
-        <w:t>Global Credence (BGV) shall not be liable for any direct, indirect, incidental, or consequential damages arising from the use, interpretation, or reliance on this report. The client assumes full responsibility for any decisions or actions taken based on its contents.</w:t>
-      </w:r>
-    </w:p>
-    <w:p>
-      <w:pPr>
-        <w:pStyle w:val="NormalWeb"/>
-        <w:jc w:val="center"/>
-        <w:rPr>
-          <w:rStyle w:val="Strong"/>
-          <w:color w:val="0070C0"/>
-        </w:rPr>
-      </w:pPr>
-      <w:r>
-        <w:rPr>
-          <w:rStyle w:val="Strong"/>
-          <w:color w:val="0070C0"/>
-        </w:rPr>
-        <w:lastRenderedPageBreak/>
-        <w:t>Confidentiality &amp; Intended Use</w:t>
-      </w:r>
-    </w:p>
-    <w:p>
-      <w:pPr>
-        <w:pStyle w:val="NormalWeb"/>
-        <w:rPr>
-          <w:rStyle w:val="Strong"/>
-          <w:b w:val="0"/>
-          <w:bCs w:val="0"/>
-        </w:rPr>
-      </w:pPr>
-      <w:r>
-        <w:rPr>
-          <w:rStyle w:val="Strong"/>
-          <w:b w:val="0"/>
-          <w:bCs w:val="0"/>
-        </w:rPr>
-        <w:t>This report contains confidential and privileged information intended solely for the client. Unauthorized use, disclosure, distribution, or reproduction is strictly prohibited. Any sharing must comply with applicable data protection laws and confidentiality obligations.</w:t>
-      </w:r>
-    </w:p>
-    <w:p>
-      <w:pPr>
-        <w:pStyle w:val="NormalWeb"/>
-        <w:rPr>
-          <w:rStyle w:val="Strong"/>
-        </w:rPr>
-      </w:pPr>
-    </w:p>
-    <w:p>
-      <w:pPr>
-        <w:pStyle w:val="NormalWeb"/>
-        <w:rPr>
-          <w:rStyle w:val="Strong"/>
-        </w:rPr>
-      </w:pPr>
-    </w:p>
-    <w:p>
-      <w:pPr>
-        <w:pStyle w:val="NormalWeb"/>
-        <w:jc w:val="center"/>
-        <w:rPr>
-          <w:rStyle w:val="Strong"/>
-        </w:rPr>
-      </w:pPr>
-    </w:p>
-    <w:p>
-      <w:pPr>
-        <w:pStyle w:val="NormalWeb"/>
-        <w:jc w:val="center"/>
-        <w:rPr>
-          <w:rStyle w:val="Strong"/>
-          <w:color w:val="0070C0"/>
-        </w:rPr>
-      </w:pPr>
-      <w:r>
-        <w:rPr>
-          <w:rStyle w:val="Strong"/>
-          <w:color w:val="0070C0"/>
-        </w:rPr>
-        <w:t>Legal Compliance &amp; Ethical Use</w:t>
-      </w:r>
-    </w:p>
-    <w:p>
-      <w:pPr>
-        <w:pStyle w:val="NormalWeb"/>
-        <w:rPr>
-          <w:rStyle w:val="Strong"/>
-        </w:rPr>
-      </w:pPr>
-      <w:r>
-        <w:rPr>
-          <w:rStyle w:val="Strong"/>
-          <w:b w:val="0"/>
-          <w:bCs w:val="0"/>
-        </w:rPr>
-        <w:t>Global Credence (BGV) operates in compliance with applicable legal and regulatory frameworks governing data privacy and background verification. Clients are responsible for ensuring lawful and ethical use of this report, including obtaining necessary consent from the subject.</w:t>
-      </w:r>
-    </w:p>
-    <w:p>
-      <w:pPr>
-        <w:pStyle w:val="NormalWeb"/>
-        <w:jc w:val="center"/>
-        <w:rPr>
-          <w:rStyle w:val="Strong"/>
-          <w:color w:val="0070C0"/>
-        </w:rPr>
-      </w:pPr>
-      <w:r>
-        <w:rPr>
-          <w:rStyle w:val="Strong"/>
-          <w:color w:val="0070C0"/>
-        </w:rPr>
-        <w:t>No Professional Advice</w:t>
-      </w:r>
-    </w:p>
-    <w:p>
-      <w:pPr>
-        <w:pStyle w:val="NormalWeb"/>
-        <w:rPr>
-          <w:rStyle w:val="Strong"/>
-          <w:b w:val="0"/>
-          <w:bCs w:val="0"/>
-        </w:rPr>
-      </w:pPr>
-      <w:r>
-        <w:rPr>
-          <w:rStyle w:val="Strong"/>
-          <w:b w:val="0"/>
-          <w:bCs w:val="0"/>
-        </w:rPr>
-        <w:t>This report does not constitute legal, financial, or professional advice. Clients are encouraged to conduct independent due diligence where required.</w:t>
-      </w:r>
-    </w:p>
-    <w:p>
-      <w:pPr>
-        <w:pStyle w:val="NormalWeb"/>
-        <w:jc w:val="center"/>
-        <w:rPr>
-          <w:rStyle w:val="Strong"/>
-          <w:color w:val="0070C0"/>
-        </w:rPr>
-      </w:pPr>
-      <w:r>
-        <w:rPr>
-          <w:rStyle w:val="Strong"/>
-          <w:color w:val="0070C0"/>
-        </w:rPr>
-        <w:t>Validity &amp; Updates</w:t>
-      </w:r>
-    </w:p>
-    <w:p>
-      <w:pPr>
-        <w:pStyle w:val="NormalWeb"/>
-        <w:rPr>
-          <w:rStyle w:val="Strong"/>
-          <w:b w:val="0"/>
-          <w:bCs w:val="0"/>
-        </w:rPr>
-      </w:pPr>
-      <w:r>
-        <w:rPr>
-          <w:rStyle w:val="Strong"/>
-          <w:b w:val="0"/>
-          <w:bCs w:val="0"/>
-        </w:rPr>
-        <w:t>This report is valid as of the date of issuance. Information may change over time; therefore, updated verification requires a new request. Global Credence (BGV) is not responsible for changes occurring after the report is issued.</w:t>
-      </w:r>
-    </w:p>
-    <w:p>
-      <w:pPr>
-        <w:pStyle w:val="NormalWeb"/>
-        <w:jc w:val="center"/>
-        <w:rPr>
-          <w:rStyle w:val="Strong"/>
-          <w:color w:val="0070C0"/>
-        </w:rPr>
-      </w:pPr>
-      <w:r>
-        <w:rPr>
-          <w:rStyle w:val="Strong"/>
-          <w:color w:val="0070C0"/>
-        </w:rPr>
-        <w:t>Acknowledgment</w:t>
-      </w:r>
-    </w:p>
-    <w:p>
-      <w:pPr>
-        <w:pStyle w:val="NormalWeb"/>
-        <w:rPr>
-          <w:rStyle w:val="Strong"/>
-          <w:b w:val="0"/>
-          <w:bCs w:val="0"/>
-        </w:rPr>
-      </w:pPr>
-      <w:r>
-        <w:rPr>
-          <w:rStyle w:val="Strong"/>
-          <w:b w:val="0"/>
-          <w:bCs w:val="0"/>
-        </w:rPr>
-        <w:t>By accessing and using this report, the client acknowledges and agrees to the terms outlined in this disclaimer.</w:t>
-      </w:r>
-    </w:p>
-    <w:p>
-      <w:pPr>
-        <w:pStyle w:val="NormalWeb"/>
-        <w:rPr>
-          <w:rStyle w:val="Strong"/>
-          <w:b w:val="0"/>
-          <w:bCs w:val="0"/>
-        </w:rPr>
-      </w:pPr>
-    </w:p>
-    <w:p>
-      <w:pPr>
-        <w:pStyle w:val="NormalWeb"/>
-        <w:jc w:val="center"/>
-        <w:rPr>
-          <w:rStyle w:val="Strong"/>
-          <w:color w:val="0070C0"/>
-        </w:rPr>
-      </w:pPr>
-      <w:r>
-        <w:rPr>
-          <w:rStyle w:val="Strong"/>
-          <w:color w:val="0070C0"/>
-        </w:rPr>
-        <w:t>END OF DISCLAIMER</w:t>
-      </w:r>
-    </w:p>
-    <w:p>
-      <w:pPr>
-        <w:rPr>
-          <w:lang w:val="en-IN" w:eastAsia="en-IN"/>
-        </w:rPr>
-      </w:pPr>
-    </w:p>
-    <w:p>
-      <w:pPr>
-        <w:rPr>
-          <w:lang w:val="en-IN" w:eastAsia="en-IN"/>
-        </w:rPr>
-      </w:pPr>
-    </w:p>
-    <w:p>
-      <w:pPr>
         <w:rPr>
           <w:rStyle w:val="Strong"/>
           <w:rFonts w:ascii="Times New Roman" w:eastAsia="Times New Roman" w:hAnsi="Times New Roman" w:cs="Times New Roman"/>
@@ -1728,20 +1230,462 @@
           <w:lang w:val="en-IN" w:eastAsia="en-IN"/>
         </w:rPr>
       </w:pPr>
-    </w:p>
-    <w:p>
-      <w:pPr>
-        <w:tabs>
-          <w:tab w:val="left" w:pos="3844"/>
-        </w:tabs>
+      <w:r>
+        <w:rPr>
+          <w:rStyle w:val="Strong"/>
+        </w:rPr>
+        <w:br w:type="page"/>
+      </w:r>
+    </w:p>
+    <w:p>
+      <w:pPr>
+        <w:pStyle w:val="NormalWeb"/>
+        <w:rPr>
+          <w:rStyle w:val="Strong"/>
+        </w:rPr>
+      </w:pPr>
+    </w:p>
+    <w:p>
+      <w:pPr>
+        <w:pStyle w:val="NormalWeb"/>
+        <w:rPr>
+          <w:rStyle w:val="Strong"/>
+        </w:rPr>
+      </w:pPr>
+      <w:r>
+        <w:rPr>
+          <w:rStyle w:val="Strong"/>
+        </w:rPr>
+        <w:t xml:space="preserve">                          </w:t>
+      </w:r>
+    </w:p>
+    <w:p>
+      <w:pPr>
+        <w:pStyle w:val="NormalWeb"/>
+        <w:jc w:val="center"/>
+        <w:rPr>
+          <w:rStyle w:val="Strong"/>
+          <w:color w:val="0070C0"/>
+        </w:rPr>
+      </w:pPr>
+      <w:r>
+        <w:rPr>
+          <w:rStyle w:val="Strong"/>
+          <w:color w:val="0070C0"/>
+        </w:rPr>
+        <w:t>GLOBAL CREDENCE (BGV) – DISCLAIMER</w:t>
+      </w:r>
+    </w:p>
+    <w:p>
+      <w:pPr>
+        <w:pStyle w:val="NormalWeb"/>
+        <w:jc w:val="both"/>
+        <w:rPr>
+          <w:rStyle w:val="Strong"/>
+          <w:b w:val="0"/>
+          <w:bCs w:val="0"/>
+        </w:rPr>
+      </w:pPr>
+      <w:r>
+        <w:rPr>
+          <w:rStyle w:val="Strong"/>
+          <w:b w:val="0"/>
+          <w:bCs w:val="0"/>
+        </w:rPr>
+        <w:t>The information contained in this report has been compiled by Global Credence (BGV) at the request of the client using sources considered reliable, including public records, proprietary databases, and third-party inputs. While we strive to ensure accuracy and authenticity, Global Credence (BGV) makes no express or implied warranties regarding the completeness, correctness, or reliability of the information presented.</w:t>
+      </w:r>
+    </w:p>
+    <w:p>
+      <w:pPr>
+        <w:pStyle w:val="NormalWeb"/>
+        <w:jc w:val="both"/>
+        <w:rPr>
+          <w:rStyle w:val="Strong"/>
+          <w:b w:val="0"/>
+          <w:bCs w:val="0"/>
+        </w:rPr>
+      </w:pPr>
+      <w:r>
+        <w:rPr>
+          <w:rStyle w:val="Strong"/>
+          <w:b w:val="0"/>
+          <w:bCs w:val="0"/>
+        </w:rPr>
+        <w:t>This report is prepared solely for background verification purposes to assist the client in making informed decisions. It should be treated as a supporting reference and not as definitive confirmation of an individual’s or entity’s identity, credentials, or history.</w:t>
+      </w:r>
+    </w:p>
+    <w:p>
+      <w:pPr>
+        <w:pStyle w:val="NormalWeb"/>
+        <w:jc w:val="center"/>
+        <w:rPr>
+          <w:rStyle w:val="Strong"/>
+          <w:color w:val="0070C0"/>
+        </w:rPr>
+      </w:pPr>
+      <w:r>
+        <w:rPr>
+          <w:rStyle w:val="Strong"/>
+          <w:color w:val="0070C0"/>
+        </w:rPr>
+        <w:t>Scope &amp; Limitations</w:t>
+      </w:r>
+    </w:p>
+    <w:p>
+      <w:pPr>
+        <w:pStyle w:val="NormalWeb"/>
+        <w:jc w:val="both"/>
+        <w:rPr>
+          <w:rStyle w:val="Strong"/>
+          <w:b w:val="0"/>
+          <w:bCs w:val="0"/>
+        </w:rPr>
+      </w:pPr>
+      <w:r>
+        <w:rPr>
+          <w:rStyle w:val="Strong"/>
+          <w:b w:val="0"/>
+          <w:bCs w:val="0"/>
+        </w:rPr>
+        <w:t>The verification process is limited to information that is publicly available, legally accessible, or provided by relevant authorities and sources. Certain data may be unavailable due to privacy regulations, confidentiality obligations, or regulatory restrictions. As a result, the report’s completeness is subject to data availability and third-party cooperation.</w:t>
+      </w:r>
+    </w:p>
+    <w:p>
+      <w:pPr>
+        <w:pStyle w:val="NormalWeb"/>
+        <w:jc w:val="center"/>
+        <w:rPr>
+          <w:rStyle w:val="Strong"/>
+          <w:color w:val="0070C0"/>
+        </w:rPr>
+      </w:pPr>
+      <w:r>
+        <w:rPr>
+          <w:rStyle w:val="Strong"/>
+          <w:color w:val="0070C0"/>
+        </w:rPr>
+        <w:t>Accuracy &amp; Third-Party Information</w:t>
+      </w:r>
+    </w:p>
+    <w:p>
+      <w:pPr>
+        <w:pStyle w:val="NormalWeb"/>
+        <w:jc w:val="both"/>
+        <w:rPr>
+          <w:rStyle w:val="Strong"/>
+          <w:b w:val="0"/>
+          <w:bCs w:val="0"/>
+        </w:rPr>
+      </w:pPr>
+      <w:r>
+        <w:rPr>
+          <w:rStyle w:val="Strong"/>
+          <w:b w:val="0"/>
+          <w:bCs w:val="0"/>
+        </w:rPr>
+        <w:t>Information obtained from third-party sources is reported as received without alteration. Global Credence (BGV) does not control or guarantee the accuracy, timeliness, or maintenance of such records. Clients are advised to independently verify critical information before making decisions.</w:t>
+      </w:r>
+    </w:p>
+    <w:p>
+      <w:pPr>
+        <w:pStyle w:val="NormalWeb"/>
+        <w:jc w:val="center"/>
+        <w:rPr>
+          <w:rStyle w:val="Strong"/>
+          <w:color w:val="0070C0"/>
+        </w:rPr>
+      </w:pPr>
+      <w:r>
+        <w:rPr>
+          <w:rStyle w:val="Strong"/>
+          <w:color w:val="0070C0"/>
+        </w:rPr>
+        <w:t>Liability Disclaimer</w:t>
+      </w:r>
+    </w:p>
+    <w:p>
+      <w:pPr>
+        <w:pStyle w:val="NormalWeb"/>
+        <w:jc w:val="both"/>
+        <w:rPr>
+          <w:rStyle w:val="Strong"/>
+          <w:b w:val="0"/>
+          <w:bCs w:val="0"/>
+        </w:rPr>
+      </w:pPr>
+      <w:r>
+        <w:rPr>
+          <w:rStyle w:val="Strong"/>
+          <w:b w:val="0"/>
+          <w:bCs w:val="0"/>
+        </w:rPr>
+        <w:t>Global Credence (BGV) shall not be liable for any direct, indirect, incidental, or consequential damages arising from the use, interpretation, or reliance on this report. The client assumes full responsibility for any decisions or actions taken based on its contents.</w:t>
+      </w:r>
+    </w:p>
+    <w:p>
+      <w:pPr>
+        <w:pStyle w:val="NormalWeb"/>
+        <w:jc w:val="center"/>
+        <w:rPr>
+          <w:rStyle w:val="Strong"/>
+          <w:color w:val="0070C0"/>
+        </w:rPr>
+      </w:pPr>
+      <w:r>
+        <w:rPr>
+          <w:rStyle w:val="Strong"/>
+          <w:color w:val="0070C0"/>
+        </w:rPr>
+        <w:t>Confidentiality &amp; Intended Use</w:t>
+      </w:r>
+    </w:p>
+    <w:p>
+      <w:pPr>
+        <w:pStyle w:val="NormalWeb"/>
+        <w:jc w:val="both"/>
+        <w:rPr>
+          <w:rStyle w:val="Strong"/>
+          <w:b w:val="0"/>
+          <w:bCs w:val="0"/>
+        </w:rPr>
+      </w:pPr>
+      <w:r>
+        <w:rPr>
+          <w:rStyle w:val="Strong"/>
+          <w:b w:val="0"/>
+          <w:bCs w:val="0"/>
+        </w:rPr>
+        <w:t>This report contains confidential and privileged information intended solely for the client. Unauthorized use, disclosure, distribution, or reproduction is strictly prohibited. Any sharing must comply with applicable data protection laws and confidentiality obligations.</w:t>
+      </w:r>
+    </w:p>
+    <w:p>
+      <w:pPr>
+        <w:pStyle w:val="NormalWeb"/>
+        <w:rPr>
+          <w:rStyle w:val="Strong"/>
+        </w:rPr>
+      </w:pPr>
+    </w:p>
+    <w:p>
+      <w:pPr>
+        <w:pStyle w:val="NormalWeb"/>
+        <w:rPr>
+          <w:rStyle w:val="Strong"/>
+        </w:rPr>
+      </w:pPr>
+    </w:p>
+    <w:p>
+      <w:pPr>
+        <w:pStyle w:val="NormalWeb"/>
+        <w:jc w:val="center"/>
+        <w:rPr>
+          <w:rStyle w:val="Strong"/>
+        </w:rPr>
+      </w:pPr>
+    </w:p>
+    <w:p>
+      <w:pPr>
+        <w:pStyle w:val="NormalWeb"/>
+        <w:jc w:val="center"/>
+        <w:rPr>
+          <w:rStyle w:val="Strong"/>
+          <w:color w:val="0070C0"/>
+        </w:rPr>
+      </w:pPr>
+      <w:r>
+        <w:rPr>
+          <w:rStyle w:val="Strong"/>
+          <w:color w:val="0070C0"/>
+        </w:rPr>
+        <w:t>Legal Compliance &amp; Ethical Use</w:t>
+      </w:r>
+    </w:p>
+    <w:p>
+      <w:pPr>
+        <w:pStyle w:val="NormalWeb"/>
+        <w:jc w:val="both"/>
+        <w:rPr>
+          <w:rStyle w:val="Strong"/>
+        </w:rPr>
+      </w:pPr>
+      <w:r>
+        <w:rPr>
+          <w:rStyle w:val="Strong"/>
+          <w:b w:val="0"/>
+          <w:bCs w:val="0"/>
+        </w:rPr>
+        <w:t>Global Credence (BGV) operates in compliance with applicable legal and regulatory frameworks governing data privacy and background verification. Clients are responsible for ensuring lawful and ethical use of this report, including obtaining necessary consent from the subject.</w:t>
+      </w:r>
+    </w:p>
+    <w:p>
+      <w:pPr>
+        <w:pStyle w:val="NormalWeb"/>
+        <w:jc w:val="center"/>
+        <w:rPr>
+          <w:rStyle w:val="Strong"/>
+          <w:color w:val="0070C0"/>
+        </w:rPr>
+      </w:pPr>
+      <w:r>
+        <w:rPr>
+          <w:rStyle w:val="Strong"/>
+          <w:color w:val="0070C0"/>
+        </w:rPr>
+        <w:t>No Professional Advice</w:t>
+      </w:r>
+    </w:p>
+    <w:p>
+      <w:pPr>
+        <w:pStyle w:val="NormalWeb"/>
+        <w:jc w:val="both"/>
+        <w:rPr>
+          <w:rStyle w:val="Strong"/>
+          <w:b w:val="0"/>
+          <w:bCs w:val="0"/>
+        </w:rPr>
+      </w:pPr>
+      <w:r>
+        <w:rPr>
+          <w:rStyle w:val="Strong"/>
+          <w:b w:val="0"/>
+          <w:bCs w:val="0"/>
+        </w:rPr>
+        <w:t>This report does not constitute legal, financial, or professional advice. Clients are encouraged to conduct independent due diligence where required.</w:t>
+      </w:r>
+    </w:p>
+    <w:p>
+      <w:pPr>
+        <w:pStyle w:val="NormalWeb"/>
+        <w:jc w:val="center"/>
+        <w:rPr>
+          <w:rStyle w:val="Strong"/>
+          <w:color w:val="0070C0"/>
+        </w:rPr>
+      </w:pPr>
+      <w:r>
+        <w:rPr>
+          <w:rStyle w:val="Strong"/>
+          <w:color w:val="0070C0"/>
+        </w:rPr>
+        <w:t>Validity &amp; Updates</w:t>
+      </w:r>
+    </w:p>
+    <w:p>
+      <w:pPr>
+        <w:pStyle w:val="NormalWeb"/>
+        <w:jc w:val="both"/>
+        <w:rPr>
+          <w:rStyle w:val="Strong"/>
+          <w:b w:val="0"/>
+          <w:bCs w:val="0"/>
+        </w:rPr>
+      </w:pPr>
+      <w:r>
+        <w:rPr>
+          <w:rStyle w:val="Strong"/>
+          <w:b w:val="0"/>
+          <w:bCs w:val="0"/>
+        </w:rPr>
+        <w:t>This report is valid as of the date of issuance. Information may change over time; therefore, updated verification requires a new request. Global Credence (BGV) is not responsible for changes occurring after the report is issued.</w:t>
+      </w:r>
+    </w:p>
+    <w:p>
+      <w:pPr>
+        <w:pStyle w:val="NormalWeb"/>
+        <w:jc w:val="center"/>
+        <w:rPr>
+          <w:rStyle w:val="Strong"/>
+          <w:color w:val="0070C0"/>
+        </w:rPr>
+      </w:pPr>
+      <w:r>
+        <w:rPr>
+          <w:rStyle w:val="Strong"/>
+          <w:color w:val="0070C0"/>
+        </w:rPr>
+        <w:t>Acknowledgment</w:t>
+      </w:r>
+    </w:p>
+    <w:p>
+      <w:pPr>
+        <w:pStyle w:val="NormalWeb"/>
+        <w:ind w:right="4"/>
+        <w:jc w:val="both"/>
+        <w:rPr>
+          <w:rStyle w:val="Strong"/>
+          <w:b w:val="0"/>
+          <w:bCs w:val="0"/>
+        </w:rPr>
+      </w:pPr>
+      <w:r>
+        <w:rPr>
+          <w:rStyle w:val="Strong"/>
+          <w:b w:val="0"/>
+          <w:bCs w:val="0"/>
+        </w:rPr>
+        <w:t>By accessing and using this report, the client acknowledges and agrees to the terms outlined in this disclaimer.</w:t>
+      </w:r>
+    </w:p>
+    <w:p>
+      <w:pPr>
+        <w:pStyle w:val="NormalWeb"/>
+        <w:rPr>
+          <w:rStyle w:val="Strong"/>
+          <w:b w:val="0"/>
+          <w:bCs w:val="0"/>
+        </w:rPr>
+      </w:pPr>
+    </w:p>
+    <w:p>
+      <w:pPr>
+        <w:pStyle w:val="NormalWeb"/>
+        <w:jc w:val="center"/>
+        <w:rPr>
+          <w:rStyle w:val="Strong"/>
+          <w:color w:val="0070C0"/>
+        </w:rPr>
+      </w:pPr>
+      <w:r>
+        <w:rPr>
+          <w:rStyle w:val="Strong"/>
+          <w:color w:val="0070C0"/>
+        </w:rPr>
+        <w:t>END OF DISCLAIMER</w:t>
+      </w:r>
+    </w:p>
+    <w:p>
+      <w:pPr>
         <w:rPr>
           <w:lang w:val="en-IN" w:eastAsia="en-IN"/>
         </w:rPr>
       </w:pPr>
-      <w:r>
+    </w:p>
+    <w:p>
+      <w:pPr>
         <w:rPr>
           <w:lang w:val="en-IN" w:eastAsia="en-IN"/>
         </w:rPr>
+      </w:pPr>
+    </w:p>
+    <w:p>
+      <w:pPr>
+        <w:rPr>
+          <w:rStyle w:val="Strong"/>
+          <w:rFonts w:ascii="Times New Roman" w:eastAsia="Times New Roman" w:hAnsi="Times New Roman" w:cs="Times New Roman"/>
+          <w:sz w:val="24"/>
+          <w:szCs w:val="24"/>
+          <w:lang w:val="en-IN" w:eastAsia="en-IN"/>
+        </w:rPr>
+      </w:pPr>
+    </w:p>
+    <w:p>
+      <w:pPr>
+        <w:pStyle w:val="NormalWeb"/>
+        <w:rPr>
+          <w:rStyle w:val="Strong"/>
+        </w:rPr>
+      </w:pPr>
+      <w:r>
         <w:tab/>
       </w:r>
     </w:p>

--- a/templates/Criminal_report_format.docx
+++ b/templates/Criminal_report_format.docx
@@ -175,14 +175,7 @@
               <w:rPr>
                 <w:sz w:val="20"/>
               </w:rPr>
-              <w:t xml:space="preserve">UP TO 7 </w:t>
-            </w:r>
-            <w:r>
-              <w:rPr>
-                <w:spacing w:val="-2"/>
-                <w:sz w:val="20"/>
-              </w:rPr>
-              <w:t>YEARS</w:t>
+              <w:t>&lt;Scope&gt;</w:t>
             </w:r>
           </w:p>
         </w:tc>
@@ -215,7 +208,6 @@
         </w:rPr>
         <w:t>access to proprietary databases, as well as international criminal watchlists, sanctions lists, and politically exposed persons</w:t>
       </w:r>
-      <w:proofErr w:type="gramStart"/>
       <w:r>
         <w:rPr>
           <w:sz w:val="20"/>
@@ -226,14 +218,7 @@
         <w:rPr>
           <w:sz w:val="20"/>
         </w:rPr>
-        <w:t>(</w:t>
-      </w:r>
-      <w:proofErr w:type="gramEnd"/>
-      <w:r>
-        <w:rPr>
-          <w:sz w:val="20"/>
-        </w:rPr>
-        <w:t>PEP) lists, to identify any records of convicted individuals based on commonly used identifiers.</w:t>
+        <w:t>(PEP) lists, to identify any records of convicted individuals based on commonly used identifiers.</w:t>
       </w:r>
     </w:p>
     <w:p>
